--- a/files/承攬商職業安全衛生管理人員設置報備申請書.docx
+++ b/files/承攬商職業安全衛生管理人員設置報備申請書.docx
@@ -2,11 +2,16 @@
 <file path=word/document.xml><?xml version="1.0" encoding="utf-8"?>
 <w:document xmlns:wpc="http://schemas.microsoft.com/office/word/2010/wordprocessingCanvas" xmlns:cx="http://schemas.microsoft.com/office/drawing/2014/chartex" xmlns:cx1="http://schemas.microsoft.com/office/drawing/2015/9/8/chartex" xmlns:cx2="http://schemas.microsoft.com/office/drawing/2015/10/21/chartex" xmlns:cx3="http://schemas.microsoft.com/office/drawing/2016/5/9/chartex" xmlns:cx4="http://schemas.microsoft.com/office/drawing/2016/5/10/chartex" xmlns:cx5="http://schemas.microsoft.com/office/drawing/2016/5/11/chartex" xmlns:cx6="http://schemas.microsoft.com/office/drawing/2016/5/12/chartex" xmlns:cx7="http://schemas.microsoft.com/office/drawing/2016/5/13/chartex" xmlns:cx8="http://schemas.microsoft.com/office/drawing/2016/5/14/chartex" xmlns:mc="http://schemas.openxmlformats.org/markup-compatibility/2006" xmlns:aink="http://schemas.microsoft.com/office/drawing/2016/ink" xmlns:am3d="http://schemas.microsoft.com/office/drawing/2017/model3d" xmlns:o="urn:schemas-microsoft-com:office:office" xmlns:oel="http://schemas.microsoft.com/office/2019/extlst" xmlns:r="http://schemas.openxmlformats.org/officeDocument/2006/relationships" xmlns:m="http://schemas.openxmlformats.org/officeDocument/2006/math" xmlns:v="urn:schemas-microsoft-com:vml" xmlns:wp14="http://schemas.microsoft.com/office/word/2010/wordprocessingDrawing" xmlns:wp="http://schemas.openxmlformats.org/drawingml/2006/wordprocessingDrawing" xmlns:w10="urn:schemas-microsoft-com:office:word" xmlns:w="http://schemas.openxmlformats.org/wordprocessingml/2006/main" xmlns:w14="http://schemas.microsoft.com/office/word/2010/wordml" xmlns:w15="http://schemas.microsoft.com/office/word/2012/wordml" xmlns:w16cex="http://schemas.microsoft.com/office/word/2018/wordml/cex" xmlns:w16cid="http://schemas.microsoft.com/office/word/2016/wordml/cid" xmlns:w16="http://schemas.microsoft.com/office/word/2018/wordml" xmlns:w16sdtdh="http://schemas.microsoft.com/office/word/2020/wordml/sdtdatahash" xmlns:w16se="http://schemas.microsoft.com/office/word/2015/wordml/symex" xmlns:wpg="http://schemas.microsoft.com/office/word/2010/wordprocessingGroup" xmlns:wpi="http://schemas.microsoft.com/office/word/2010/wordprocessingInk" xmlns:wne="http://schemas.microsoft.com/office/word/2006/wordml" xmlns:wps="http://schemas.microsoft.com/office/word/2010/wordprocessingShape" mc:Ignorable="w14 w15 w16se w16cid w16 w16cex w16sdtdh wp14">
   <w:body>
+    <w:bookmarkStart w:id="123" w:name="_Toc242179515"/>
+    <w:bookmarkStart w:id="124" w:name="_Toc242179574"/>
+    <w:bookmarkStart w:id="125" w:name="_Toc242179777"/>
     <w:p>
       <w:pPr>
         <w:snapToGrid w:val="0"/>
         <w:spacing w:line="240" w:lineRule="atLeast"/>
+        <w:ind w:leftChars="900" w:left="2160" w:rightChars="900" w:right="2160"/>
         <w:jc w:val="center"/>
+        <w:outlineLvl w:val="0"/>
         <w:rPr>
           <w:rFonts w:eastAsia="標楷體"/>
           <w:b/>
@@ -17,11 +22,12 @@
       </w:pPr>
       <w:r>
         <w:rPr>
-          <w:rFonts w:ascii="標楷體" w:eastAsia="標楷體" w:hAnsi="標楷體"/>
+          <w:rFonts w:eastAsia="標楷體"/>
           <w:noProof/>
           <w:color w:val="000000" w:themeColor="text1"/>
           <w:sz w:val="28"/>
         </w:rPr>
+        <w:lastRenderedPageBreak/>
         <mc:AlternateContent>
           <mc:Choice Requires="wps">
             <w:drawing>
@@ -112,11 +118,7 @@
           </mc:Choice>
           <mc:Fallback>
             <w:pict>
-              <v:shapetype w14:anchorId="419CC2F0" id="_x0000_t202" coordsize="21600,21600" o:spt="202" path="m,l,21600r21600,l21600,xe">
-                <v:stroke joinstyle="miter"/>
-                <v:path gradientshapeok="t" o:connecttype="rect"/>
-              </v:shapetype>
-              <v:shape id="文字方塊 2" o:spid="_x0000_s1026" type="#_x0000_t202" style="position:absolute;left:0;text-align:left;margin-left:447.6pt;margin-top:0;width:56.55pt;height:22.5pt;z-index:251762688;visibility:visible;mso-wrap-style:square;mso-width-percent:0;mso-height-percent:0;mso-wrap-distance-left:9pt;mso-wrap-distance-top:0;mso-wrap-distance-right:9pt;mso-wrap-distance-bottom:0;mso-position-horizontal:absolute;mso-position-horizontal-relative:margin;mso-position-vertical:absolute;mso-position-vertical-relative:text;mso-width-percent:0;mso-height-percent:0;mso-width-relative:margin;mso-height-relative:margin;v-text-anchor:middle" o:gfxdata="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" strokecolor="black [3213]" strokeweight="1pt">
+              <v:shape w14:anchorId="419CC2F0" id="_x0000_s1087" type="#_x0000_t202" style="position:absolute;left:0;text-align:left;margin-left:447.6pt;margin-top:0;width:56.55pt;height:22.5pt;z-index:251762688;visibility:visible;mso-wrap-style:square;mso-width-percent:0;mso-height-percent:0;mso-wrap-distance-left:9pt;mso-wrap-distance-top:0;mso-wrap-distance-right:9pt;mso-wrap-distance-bottom:0;mso-position-horizontal:absolute;mso-position-horizontal-relative:margin;mso-position-vertical:absolute;mso-position-vertical-relative:text;mso-width-percent:0;mso-height-percent:0;mso-width-relative:margin;mso-height-relative:margin;v-text-anchor:middle" o:gfxdata="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" strokecolor="black [3213]" strokeweight="1pt">
                 <v:textbox>
                   <w:txbxContent>
                     <w:p>
@@ -158,32 +160,11 @@
           <w:spacing w:val="20"/>
           <w:sz w:val="40"/>
         </w:rPr>
-        <w:t>承攬商職業安全衛生管理人員</w:t>
+        <w:t>承攬商職業安全衛生管理人員設置報備申請書</w:t>
       </w:r>
-    </w:p>
-    <w:p>
-      <w:pPr>
-        <w:snapToGrid w:val="0"/>
-        <w:spacing w:line="240" w:lineRule="atLeast"/>
-        <w:ind w:leftChars="1181" w:left="2834"/>
-        <w:rPr>
-          <w:rFonts w:eastAsia="標楷體"/>
-          <w:b/>
-          <w:color w:val="000000" w:themeColor="text1"/>
-          <w:spacing w:val="20"/>
-          <w:sz w:val="40"/>
-        </w:rPr>
-      </w:pPr>
-      <w:r>
-        <w:rPr>
-          <w:rFonts w:eastAsia="標楷體" w:hint="eastAsia"/>
-          <w:b/>
-          <w:color w:val="000000" w:themeColor="text1"/>
-          <w:spacing w:val="20"/>
-          <w:sz w:val="40"/>
-        </w:rPr>
-        <w:t>設置報備申請書</w:t>
-      </w:r>
+      <w:bookmarkEnd w:id="123"/>
+      <w:bookmarkEnd w:id="124"/>
+      <w:bookmarkEnd w:id="125"/>
     </w:p>
     <w:p>
       <w:pPr>
@@ -291,12 +272,11 @@
       </w:tblGrid>
       <w:tr>
         <w:trPr>
-          <w:trHeight w:hRule="exact" w:val="408"/>
+          <w:trHeight w:val="780"/>
         </w:trPr>
         <w:tc>
           <w:tcPr>
             <w:tcW w:w="1020" w:type="dxa"/>
-            <w:vMerge w:val="restart"/>
             <w:tcBorders>
               <w:top w:val="single" w:sz="6" w:space="0" w:color="auto"/>
               <w:left w:val="single" w:sz="6" w:space="0" w:color="auto"/>
@@ -345,7 +325,6 @@
           <w:tcPr>
             <w:tcW w:w="3083" w:type="dxa"/>
             <w:gridSpan w:val="2"/>
-            <w:vMerge w:val="restart"/>
             <w:tcBorders>
               <w:top w:val="single" w:sz="6" w:space="0" w:color="auto"/>
               <w:left w:val="single" w:sz="6" w:space="0" w:color="auto"/>
@@ -375,7 +354,6 @@
         <w:tc>
           <w:tcPr>
             <w:tcW w:w="1450" w:type="dxa"/>
-            <w:vMerge w:val="restart"/>
             <w:tcBorders>
               <w:top w:val="single" w:sz="6" w:space="0" w:color="auto"/>
               <w:left w:val="single" w:sz="6" w:space="0" w:color="auto"/>
@@ -395,28 +373,10 @@
             <w:r>
               <w:rPr>
                 <w:rFonts w:eastAsia="標楷體" w:hint="eastAsia"/>
-                <w:color w:val="000000" w:themeColor="text1"/>
-                <w:sz w:val="28"/>
-              </w:rPr>
-              <w:t>雇主職稱</w:t>
-            </w:r>
-          </w:p>
-          <w:p>
-            <w:pPr>
-              <w:jc w:val="both"/>
-              <w:rPr>
-                <w:rFonts w:eastAsia="標楷體"/>
-                <w:color w:val="000000" w:themeColor="text1"/>
-                <w:sz w:val="28"/>
-              </w:rPr>
-            </w:pPr>
-            <w:r>
-              <w:rPr>
-                <w:rFonts w:eastAsia="標楷體" w:hint="eastAsia"/>
-                <w:color w:val="000000" w:themeColor="text1"/>
-                <w:sz w:val="28"/>
-              </w:rPr>
-              <w:t>及姓名</w:t>
+                <w:color w:val="FF0000"/>
+                <w:sz w:val="28"/>
+              </w:rPr>
+              <w:t>雇主</w:t>
             </w:r>
           </w:p>
         </w:tc>
@@ -424,83 +384,6 @@
           <w:tcPr>
             <w:tcW w:w="818" w:type="dxa"/>
             <w:gridSpan w:val="2"/>
-            <w:tcBorders>
-              <w:top w:val="single" w:sz="6" w:space="0" w:color="auto"/>
-              <w:left w:val="single" w:sz="6" w:space="0" w:color="auto"/>
-              <w:bottom w:val="single" w:sz="4" w:space="0" w:color="auto"/>
-              <w:right w:val="single" w:sz="6" w:space="0" w:color="auto"/>
-            </w:tcBorders>
-            <w:vAlign w:val="center"/>
-          </w:tcPr>
-          <w:p>
-            <w:pPr>
-              <w:jc w:val="both"/>
-              <w:rPr>
-                <w:rFonts w:eastAsia="標楷體"/>
-                <w:color w:val="000000" w:themeColor="text1"/>
-                <w:sz w:val="28"/>
-              </w:rPr>
-            </w:pPr>
-            <w:r>
-              <w:rPr>
-                <w:rFonts w:eastAsia="標楷體" w:hint="eastAsia"/>
-                <w:color w:val="000000" w:themeColor="text1"/>
-                <w:sz w:val="28"/>
-              </w:rPr>
-              <w:t>職</w:t>
-            </w:r>
-            <w:r>
-              <w:rPr>
-                <w:rFonts w:eastAsia="標楷體" w:hint="eastAsia"/>
-                <w:color w:val="000000" w:themeColor="text1"/>
-                <w:sz w:val="28"/>
-              </w:rPr>
-              <w:t xml:space="preserve"> </w:t>
-            </w:r>
-            <w:r>
-              <w:rPr>
-                <w:rFonts w:eastAsia="標楷體" w:hint="eastAsia"/>
-                <w:color w:val="000000" w:themeColor="text1"/>
-                <w:sz w:val="28"/>
-              </w:rPr>
-              <w:t>稱</w:t>
-            </w:r>
-          </w:p>
-        </w:tc>
-        <w:tc>
-          <w:tcPr>
-            <w:tcW w:w="1511" w:type="dxa"/>
-            <w:tcBorders>
-              <w:top w:val="single" w:sz="6" w:space="0" w:color="auto"/>
-              <w:left w:val="single" w:sz="6" w:space="0" w:color="auto"/>
-              <w:bottom w:val="single" w:sz="4" w:space="0" w:color="auto"/>
-              <w:right w:val="single" w:sz="6" w:space="0" w:color="auto"/>
-            </w:tcBorders>
-            <w:vAlign w:val="center"/>
-          </w:tcPr>
-          <w:p>
-            <w:pPr>
-              <w:jc w:val="both"/>
-              <w:rPr>
-                <w:rFonts w:eastAsia="標楷體"/>
-                <w:color w:val="000000" w:themeColor="text1"/>
-                <w:sz w:val="28"/>
-              </w:rPr>
-            </w:pPr>
-            <w:r>
-              <w:rPr>
-                <w:rFonts w:eastAsia="標楷體"/>
-                <w:color w:val="000000" w:themeColor="text1"/>
-                <w:sz w:val="28"/>
-              </w:rPr>
-              <w:t xml:space="preserve"> </w:t>
-            </w:r>
-          </w:p>
-        </w:tc>
-        <w:tc>
-          <w:tcPr>
-            <w:tcW w:w="737" w:type="dxa"/>
-            <w:vMerge w:val="restart"/>
             <w:tcBorders>
               <w:top w:val="single" w:sz="6" w:space="0" w:color="auto"/>
               <w:left w:val="single" w:sz="6" w:space="0" w:color="auto"/>
@@ -520,7 +403,65 @@
             <w:r>
               <w:rPr>
                 <w:rFonts w:eastAsia="標楷體" w:hint="eastAsia"/>
-                <w:color w:val="000000" w:themeColor="text1"/>
+                <w:color w:val="FF0000"/>
+                <w:sz w:val="28"/>
+              </w:rPr>
+              <w:t>姓名</w:t>
+            </w:r>
+          </w:p>
+        </w:tc>
+        <w:tc>
+          <w:tcPr>
+            <w:tcW w:w="1511" w:type="dxa"/>
+            <w:tcBorders>
+              <w:top w:val="single" w:sz="6" w:space="0" w:color="auto"/>
+              <w:left w:val="single" w:sz="6" w:space="0" w:color="auto"/>
+              <w:right w:val="single" w:sz="6" w:space="0" w:color="auto"/>
+            </w:tcBorders>
+            <w:vAlign w:val="center"/>
+          </w:tcPr>
+          <w:p>
+            <w:pPr>
+              <w:jc w:val="both"/>
+              <w:rPr>
+                <w:rFonts w:eastAsia="標楷體"/>
+                <w:color w:val="000000" w:themeColor="text1"/>
+                <w:sz w:val="28"/>
+              </w:rPr>
+            </w:pPr>
+            <w:r>
+              <w:rPr>
+                <w:rFonts w:eastAsia="標楷體"/>
+                <w:color w:val="000000" w:themeColor="text1"/>
+                <w:sz w:val="28"/>
+              </w:rPr>
+              <w:t xml:space="preserve"> </w:t>
+            </w:r>
+          </w:p>
+        </w:tc>
+        <w:tc>
+          <w:tcPr>
+            <w:tcW w:w="737" w:type="dxa"/>
+            <w:tcBorders>
+              <w:top w:val="single" w:sz="6" w:space="0" w:color="auto"/>
+              <w:left w:val="single" w:sz="6" w:space="0" w:color="auto"/>
+              <w:right w:val="single" w:sz="6" w:space="0" w:color="auto"/>
+            </w:tcBorders>
+            <w:vAlign w:val="center"/>
+          </w:tcPr>
+          <w:p>
+            <w:pPr>
+              <w:jc w:val="both"/>
+              <w:rPr>
+                <w:rFonts w:eastAsia="標楷體"/>
+                <w:color w:val="FF0000"/>
+                <w:sz w:val="28"/>
+              </w:rPr>
+            </w:pPr>
+            <w:r>
+              <w:rPr>
+                <w:rFonts w:eastAsia="標楷體" w:hint="eastAsia"/>
+                <w:color w:val="FF0000"/>
                 <w:sz w:val="28"/>
               </w:rPr>
               <w:t>電話</w:t>
@@ -538,7 +479,7 @@
             <w:r>
               <w:rPr>
                 <w:rFonts w:eastAsia="標楷體" w:hint="eastAsia"/>
-                <w:color w:val="000000" w:themeColor="text1"/>
+                <w:color w:val="FF0000"/>
                 <w:sz w:val="28"/>
               </w:rPr>
               <w:t>號碼</w:t>
@@ -548,7 +489,6 @@
         <w:tc>
           <w:tcPr>
             <w:tcW w:w="1418" w:type="dxa"/>
-            <w:vMerge w:val="restart"/>
             <w:tcBorders>
               <w:top w:val="single" w:sz="6" w:space="0" w:color="auto"/>
               <w:left w:val="single" w:sz="6" w:space="0" w:color="auto"/>
@@ -560,14 +500,14 @@
               <w:spacing w:after="120"/>
               <w:jc w:val="both"/>
               <w:rPr>
-                <w:rFonts w:ascii="標楷體" w:eastAsia="標楷體" w:hAnsi="標楷體"/>
+                <w:rFonts w:eastAsia="標楷體"/>
                 <w:color w:val="000000" w:themeColor="text1"/>
                 <w:sz w:val="28"/>
               </w:rPr>
             </w:pPr>
             <w:r>
               <w:rPr>
-                <w:rFonts w:ascii="標楷體" w:eastAsia="標楷體" w:hAnsi="標楷體"/>
+                <w:rFonts w:eastAsia="標楷體"/>
                 <w:color w:val="000000" w:themeColor="text1"/>
                 <w:sz w:val="28"/>
               </w:rPr>
@@ -579,192 +519,7 @@
               <w:spacing w:after="120"/>
               <w:jc w:val="both"/>
               <w:rPr>
-                <w:rFonts w:ascii="標楷體" w:eastAsia="標楷體" w:hAnsi="標楷體"/>
-                <w:color w:val="000000" w:themeColor="text1"/>
-                <w:sz w:val="28"/>
-              </w:rPr>
-            </w:pPr>
-          </w:p>
-        </w:tc>
-      </w:tr>
-      <w:tr>
-        <w:trPr>
-          <w:trHeight w:hRule="exact" w:val="384"/>
-        </w:trPr>
-        <w:tc>
-          <w:tcPr>
-            <w:tcW w:w="1020" w:type="dxa"/>
-            <w:vMerge/>
-            <w:tcBorders>
-              <w:left w:val="single" w:sz="6" w:space="0" w:color="auto"/>
-              <w:bottom w:val="single" w:sz="6" w:space="0" w:color="auto"/>
-              <w:right w:val="single" w:sz="6" w:space="0" w:color="auto"/>
-            </w:tcBorders>
-            <w:vAlign w:val="center"/>
-          </w:tcPr>
-          <w:p>
-            <w:pPr>
-              <w:jc w:val="both"/>
-              <w:rPr>
-                <w:rFonts w:eastAsia="標楷體" w:hint="eastAsia"/>
-                <w:color w:val="000000" w:themeColor="text1"/>
-                <w:sz w:val="28"/>
-              </w:rPr>
-            </w:pPr>
-          </w:p>
-        </w:tc>
-        <w:tc>
-          <w:tcPr>
-            <w:tcW w:w="3083" w:type="dxa"/>
-            <w:gridSpan w:val="2"/>
-            <w:vMerge/>
-            <w:tcBorders>
-              <w:left w:val="single" w:sz="6" w:space="0" w:color="auto"/>
-              <w:bottom w:val="single" w:sz="6" w:space="0" w:color="auto"/>
-              <w:right w:val="single" w:sz="6" w:space="0" w:color="auto"/>
-            </w:tcBorders>
-            <w:vAlign w:val="center"/>
-          </w:tcPr>
-          <w:p>
-            <w:pPr>
-              <w:jc w:val="both"/>
-              <w:rPr>
-                <w:rFonts w:eastAsia="標楷體"/>
-                <w:color w:val="000000" w:themeColor="text1"/>
-                <w:sz w:val="28"/>
-              </w:rPr>
-            </w:pPr>
-          </w:p>
-        </w:tc>
-        <w:tc>
-          <w:tcPr>
-            <w:tcW w:w="1450" w:type="dxa"/>
-            <w:vMerge/>
-            <w:tcBorders>
-              <w:left w:val="single" w:sz="6" w:space="0" w:color="auto"/>
-              <w:bottom w:val="single" w:sz="6" w:space="0" w:color="auto"/>
-              <w:right w:val="single" w:sz="6" w:space="0" w:color="auto"/>
-            </w:tcBorders>
-            <w:vAlign w:val="center"/>
-          </w:tcPr>
-          <w:p>
-            <w:pPr>
-              <w:jc w:val="both"/>
-              <w:rPr>
-                <w:rFonts w:eastAsia="標楷體" w:hint="eastAsia"/>
-                <w:color w:val="000000" w:themeColor="text1"/>
-                <w:sz w:val="28"/>
-              </w:rPr>
-            </w:pPr>
-          </w:p>
-        </w:tc>
-        <w:tc>
-          <w:tcPr>
-            <w:tcW w:w="818" w:type="dxa"/>
-            <w:gridSpan w:val="2"/>
-            <w:tcBorders>
-              <w:top w:val="single" w:sz="4" w:space="0" w:color="auto"/>
-              <w:left w:val="single" w:sz="6" w:space="0" w:color="auto"/>
-              <w:bottom w:val="single" w:sz="6" w:space="0" w:color="auto"/>
-              <w:right w:val="single" w:sz="6" w:space="0" w:color="auto"/>
-            </w:tcBorders>
-            <w:vAlign w:val="center"/>
-          </w:tcPr>
-          <w:p>
-            <w:pPr>
-              <w:jc w:val="both"/>
-              <w:rPr>
-                <w:rFonts w:eastAsia="標楷體" w:hint="eastAsia"/>
-                <w:color w:val="000000" w:themeColor="text1"/>
-                <w:sz w:val="28"/>
-              </w:rPr>
-            </w:pPr>
-            <w:r>
-              <w:rPr>
-                <w:rFonts w:eastAsia="標楷體" w:hint="eastAsia"/>
-                <w:color w:val="000000" w:themeColor="text1"/>
-                <w:sz w:val="28"/>
-              </w:rPr>
-              <w:t>姓</w:t>
-            </w:r>
-            <w:r>
-              <w:rPr>
-                <w:rFonts w:eastAsia="標楷體" w:hint="eastAsia"/>
-                <w:color w:val="000000" w:themeColor="text1"/>
-                <w:sz w:val="28"/>
-              </w:rPr>
-              <w:t xml:space="preserve"> </w:t>
-            </w:r>
-            <w:r>
-              <w:rPr>
-                <w:rFonts w:eastAsia="標楷體" w:hint="eastAsia"/>
-                <w:color w:val="000000" w:themeColor="text1"/>
-                <w:sz w:val="28"/>
-              </w:rPr>
-              <w:t>名</w:t>
-            </w:r>
-          </w:p>
-        </w:tc>
-        <w:tc>
-          <w:tcPr>
-            <w:tcW w:w="1511" w:type="dxa"/>
-            <w:tcBorders>
-              <w:top w:val="single" w:sz="4" w:space="0" w:color="auto"/>
-              <w:left w:val="single" w:sz="6" w:space="0" w:color="auto"/>
-              <w:bottom w:val="single" w:sz="6" w:space="0" w:color="auto"/>
-              <w:right w:val="single" w:sz="6" w:space="0" w:color="auto"/>
-            </w:tcBorders>
-            <w:vAlign w:val="center"/>
-          </w:tcPr>
-          <w:p>
-            <w:pPr>
-              <w:jc w:val="both"/>
-              <w:rPr>
-                <w:rFonts w:eastAsia="標楷體"/>
-                <w:color w:val="000000" w:themeColor="text1"/>
-                <w:sz w:val="28"/>
-              </w:rPr>
-            </w:pPr>
-          </w:p>
-        </w:tc>
-        <w:tc>
-          <w:tcPr>
-            <w:tcW w:w="737" w:type="dxa"/>
-            <w:vMerge/>
-            <w:tcBorders>
-              <w:left w:val="single" w:sz="6" w:space="0" w:color="auto"/>
-              <w:bottom w:val="single" w:sz="6" w:space="0" w:color="auto"/>
-              <w:right w:val="single" w:sz="6" w:space="0" w:color="auto"/>
-            </w:tcBorders>
-            <w:vAlign w:val="center"/>
-          </w:tcPr>
-          <w:p>
-            <w:pPr>
-              <w:jc w:val="both"/>
-              <w:rPr>
-                <w:rFonts w:eastAsia="標楷體" w:hint="eastAsia"/>
-                <w:color w:val="000000" w:themeColor="text1"/>
-                <w:sz w:val="28"/>
-              </w:rPr>
-            </w:pPr>
-          </w:p>
-        </w:tc>
-        <w:tc>
-          <w:tcPr>
-            <w:tcW w:w="1418" w:type="dxa"/>
-            <w:vMerge/>
-            <w:tcBorders>
-              <w:left w:val="single" w:sz="6" w:space="0" w:color="auto"/>
-              <w:bottom w:val="single" w:sz="6" w:space="0" w:color="auto"/>
-              <w:right w:val="single" w:sz="6" w:space="0" w:color="auto"/>
-            </w:tcBorders>
-          </w:tcPr>
-          <w:p>
-            <w:pPr>
-              <w:spacing w:after="120"/>
-              <w:jc w:val="both"/>
-              <w:rPr>
-                <w:rFonts w:ascii="標楷體" w:eastAsia="標楷體" w:hAnsi="標楷體"/>
+                <w:rFonts w:eastAsia="標楷體"/>
                 <w:color w:val="000000" w:themeColor="text1"/>
                 <w:sz w:val="28"/>
               </w:rPr>
@@ -885,7 +640,7 @@
             </w:pPr>
             <w:r>
               <w:rPr>
-                <w:rFonts w:ascii="標楷體" w:eastAsia="標楷體" w:hAnsi="標楷體" w:hint="eastAsia"/>
+                <w:rFonts w:eastAsia="標楷體" w:hint="eastAsia"/>
                 <w:color w:val="000000" w:themeColor="text1"/>
               </w:rPr>
               <w:t>□兼關鍵人</w:t>
@@ -1015,7 +770,7 @@
             <w:pPr>
               <w:jc w:val="both"/>
               <w:rPr>
-                <w:rFonts w:ascii="標楷體" w:eastAsia="標楷體" w:hAnsi="標楷體"/>
+                <w:rFonts w:eastAsia="標楷體"/>
                 <w:color w:val="000000" w:themeColor="text1"/>
                 <w:sz w:val="28"/>
               </w:rPr>
@@ -1025,14 +780,14 @@
             <w:pPr>
               <w:jc w:val="both"/>
               <w:rPr>
-                <w:rFonts w:ascii="標楷體" w:eastAsia="標楷體" w:hAnsi="標楷體"/>
+                <w:rFonts w:eastAsia="標楷體"/>
                 <w:color w:val="000000" w:themeColor="text1"/>
                 <w:sz w:val="28"/>
               </w:rPr>
             </w:pPr>
             <w:r>
               <w:rPr>
-                <w:rFonts w:ascii="標楷體" w:eastAsia="標楷體" w:hAnsi="標楷體"/>
+                <w:rFonts w:eastAsia="標楷體"/>
                 <w:color w:val="000000" w:themeColor="text1"/>
                 <w:sz w:val="28"/>
               </w:rPr>
@@ -1201,7 +956,7 @@
             <w:pPr>
               <w:jc w:val="both"/>
               <w:rPr>
-                <w:rFonts w:ascii="標楷體" w:eastAsia="標楷體" w:hAnsi="標楷體"/>
+                <w:rFonts w:eastAsia="標楷體"/>
                 <w:color w:val="000000" w:themeColor="text1"/>
                 <w:sz w:val="28"/>
               </w:rPr>
@@ -1233,29 +988,10 @@
             <w:r>
               <w:rPr>
                 <w:rFonts w:eastAsia="標楷體" w:hint="eastAsia"/>
-                <w:color w:val="000000" w:themeColor="text1"/>
-                <w:sz w:val="28"/>
-              </w:rPr>
-              <w:t>申請設</w:t>
-            </w:r>
-          </w:p>
-          <w:p>
-            <w:pPr>
-              <w:spacing w:after="60"/>
-              <w:jc w:val="both"/>
-              <w:rPr>
-                <w:rFonts w:eastAsia="標楷體"/>
-                <w:color w:val="000000" w:themeColor="text1"/>
-                <w:sz w:val="28"/>
-              </w:rPr>
-            </w:pPr>
-            <w:r>
-              <w:rPr>
-                <w:rFonts w:eastAsia="標楷體" w:hint="eastAsia"/>
-                <w:color w:val="000000" w:themeColor="text1"/>
-                <w:sz w:val="28"/>
-              </w:rPr>
-              <w:t>置職業安全衛生管理人員</w:t>
+                <w:color w:val="FF0000"/>
+                <w:sz w:val="28"/>
+              </w:rPr>
+              <w:t>職業安全衛生管理人員</w:t>
             </w:r>
           </w:p>
         </w:tc>
@@ -1270,7 +1006,6 @@
               <w:rPr>
                 <w:rFonts w:eastAsia="標楷體"/>
                 <w:b/>
-                <w:bCs/>
                 <w:color w:val="000000" w:themeColor="text1"/>
                 <w:sz w:val="28"/>
               </w:rPr>
@@ -1279,7 +1014,6 @@
               <w:rPr>
                 <w:rFonts w:eastAsia="標楷體" w:hint="eastAsia"/>
                 <w:b/>
-                <w:bCs/>
                 <w:color w:val="000000" w:themeColor="text1"/>
                 <w:sz w:val="28"/>
               </w:rPr>
@@ -1297,7 +1031,7 @@
             <w:pPr>
               <w:jc w:val="both"/>
               <w:rPr>
-                <w:rFonts w:ascii="標楷體" w:eastAsia="標楷體" w:hAnsi="標楷體"/>
+                <w:rFonts w:eastAsia="標楷體"/>
                 <w:b/>
                 <w:color w:val="000000" w:themeColor="text1"/>
                 <w:sz w:val="28"/>
@@ -1318,7 +1052,6 @@
               <w:jc w:val="both"/>
               <w:rPr>
                 <w:rFonts w:eastAsia="標楷體"/>
-                <w:bCs/>
                 <w:color w:val="000000" w:themeColor="text1"/>
                 <w:sz w:val="28"/>
               </w:rPr>
@@ -1326,7 +1059,6 @@
             <w:r>
               <w:rPr>
                 <w:rFonts w:eastAsia="標楷體" w:hint="eastAsia"/>
-                <w:bCs/>
                 <w:color w:val="000000" w:themeColor="text1"/>
                 <w:sz w:val="28"/>
               </w:rPr>
@@ -1334,17 +1066,15 @@
             </w:r>
             <w:r>
               <w:rPr>
+                <w:rFonts w:eastAsia="標楷體"/>
+                <w:color w:val="000000" w:themeColor="text1"/>
+                <w:sz w:val="28"/>
+              </w:rPr>
+              <w:t xml:space="preserve">    </w:t>
+            </w:r>
+            <w:r>
+              <w:rPr>
                 <w:rFonts w:eastAsia="標楷體" w:hint="eastAsia"/>
-                <w:bCs/>
-                <w:color w:val="000000" w:themeColor="text1"/>
-                <w:sz w:val="28"/>
-              </w:rPr>
-              <w:t xml:space="preserve">    </w:t>
-            </w:r>
-            <w:r>
-              <w:rPr>
-                <w:rFonts w:eastAsia="標楷體" w:hint="eastAsia"/>
-                <w:bCs/>
                 <w:color w:val="000000" w:themeColor="text1"/>
                 <w:sz w:val="28"/>
               </w:rPr>
@@ -1353,7 +1083,6 @@
             <w:r>
               <w:rPr>
                 <w:rFonts w:eastAsia="標楷體"/>
-                <w:bCs/>
                 <w:color w:val="000000" w:themeColor="text1"/>
                 <w:sz w:val="28"/>
               </w:rPr>
@@ -1365,15 +1094,14 @@
               <w:spacing w:beforeLines="35" w:before="84" w:line="240" w:lineRule="exact"/>
               <w:jc w:val="both"/>
               <w:rPr>
-                <w:rFonts w:ascii="標楷體" w:eastAsia="標楷體" w:hAnsi="標楷體"/>
-                <w:bCs/>
+                <w:rFonts w:eastAsia="標楷體"/>
                 <w:color w:val="000000" w:themeColor="text1"/>
                 <w:sz w:val="28"/>
               </w:rPr>
             </w:pPr>
             <w:r>
               <w:rPr>
-                <w:rFonts w:ascii="標楷體" w:eastAsia="標楷體" w:hAnsi="標楷體" w:hint="eastAsia"/>
+                <w:rFonts w:eastAsia="標楷體" w:hint="eastAsia"/>
                 <w:b/>
                 <w:color w:val="000000" w:themeColor="text1"/>
                 <w:sz w:val="28"/>
@@ -1382,8 +1110,7 @@
             </w:r>
             <w:r>
               <w:rPr>
-                <w:rFonts w:ascii="標楷體" w:eastAsia="標楷體" w:hAnsi="標楷體" w:hint="eastAsia"/>
-                <w:bCs/>
+                <w:rFonts w:eastAsia="標楷體" w:hint="eastAsia"/>
                 <w:color w:val="000000" w:themeColor="text1"/>
                 <w:sz w:val="28"/>
               </w:rPr>
@@ -1391,8 +1118,7 @@
             </w:r>
             <w:r>
               <w:rPr>
-                <w:rFonts w:ascii="標楷體" w:eastAsia="標楷體" w:hAnsi="標楷體"/>
-                <w:bCs/>
+                <w:rFonts w:eastAsia="標楷體"/>
                 <w:color w:val="000000" w:themeColor="text1"/>
                 <w:sz w:val="28"/>
               </w:rPr>
@@ -1405,7 +1131,6 @@
               <w:jc w:val="both"/>
               <w:rPr>
                 <w:rFonts w:eastAsia="標楷體"/>
-                <w:bCs/>
                 <w:color w:val="000000" w:themeColor="text1"/>
                 <w:sz w:val="28"/>
               </w:rPr>
@@ -1413,8 +1138,7 @@
             <w:proofErr w:type="gramStart"/>
             <w:r>
               <w:rPr>
-                <w:rFonts w:ascii="標楷體" w:eastAsia="標楷體" w:hAnsi="標楷體" w:hint="eastAsia"/>
-                <w:bCs/>
+                <w:rFonts w:eastAsia="標楷體" w:hint="eastAsia"/>
                 <w:color w:val="000000" w:themeColor="text1"/>
                 <w:sz w:val="28"/>
               </w:rPr>
@@ -1423,8 +1147,7 @@
             <w:proofErr w:type="gramEnd"/>
             <w:r>
               <w:rPr>
-                <w:rFonts w:ascii="標楷體" w:eastAsia="標楷體" w:hAnsi="標楷體" w:hint="eastAsia"/>
-                <w:bCs/>
+                <w:rFonts w:eastAsia="標楷體" w:hint="eastAsia"/>
                 <w:color w:val="000000" w:themeColor="text1"/>
                 <w:sz w:val="28"/>
               </w:rPr>
@@ -1432,8 +1155,7 @@
             </w:r>
             <w:r>
               <w:rPr>
-                <w:rFonts w:ascii="標楷體" w:eastAsia="標楷體" w:hAnsi="標楷體"/>
-                <w:bCs/>
+                <w:rFonts w:eastAsia="標楷體"/>
                 <w:color w:val="000000" w:themeColor="text1"/>
                 <w:sz w:val="28"/>
               </w:rPr>
@@ -1501,7 +1223,7 @@
             <w:pPr>
               <w:jc w:val="both"/>
               <w:rPr>
-                <w:rFonts w:ascii="標楷體" w:eastAsia="標楷體" w:hAnsi="標楷體"/>
+                <w:rFonts w:eastAsia="標楷體"/>
                 <w:b/>
                 <w:color w:val="000000" w:themeColor="text1"/>
                 <w:sz w:val="28"/>
@@ -1549,7 +1271,6 @@
                 <w:rFonts w:eastAsia="標楷體"/>
                 <w:color w:val="000000" w:themeColor="text1"/>
                 <w:sz w:val="28"/>
-                <w:szCs w:val="28"/>
               </w:rPr>
               <w:sym w:font="Webdings" w:char="F063"/>
             </w:r>
@@ -1566,7 +1287,7 @@
             <w:pPr>
               <w:jc w:val="both"/>
               <w:rPr>
-                <w:rFonts w:ascii="標楷體" w:eastAsia="標楷體" w:hAnsi="標楷體"/>
+                <w:rFonts w:eastAsia="標楷體"/>
                 <w:b/>
                 <w:color w:val="000000" w:themeColor="text1"/>
                 <w:sz w:val="28"/>
@@ -1601,7 +1322,6 @@
                 <w:rFonts w:eastAsia="標楷體"/>
                 <w:color w:val="000000" w:themeColor="text1"/>
                 <w:sz w:val="28"/>
-                <w:szCs w:val="28"/>
               </w:rPr>
               <w:sym w:font="Webdings" w:char="F063"/>
             </w:r>
@@ -1620,7 +1340,6 @@
               <w:jc w:val="both"/>
               <w:rPr>
                 <w:rFonts w:eastAsia="標楷體"/>
-                <w:bCs/>
                 <w:color w:val="000000" w:themeColor="text1"/>
                 <w:sz w:val="28"/>
               </w:rPr>
@@ -1669,7 +1388,6 @@
               <w:rPr>
                 <w:rFonts w:eastAsia="標楷體" w:hint="eastAsia"/>
                 <w:b/>
-                <w:bCs/>
                 <w:color w:val="000000" w:themeColor="text1"/>
                 <w:sz w:val="28"/>
               </w:rPr>
@@ -1689,7 +1407,7 @@
             <w:pPr>
               <w:jc w:val="both"/>
               <w:rPr>
-                <w:rFonts w:ascii="標楷體" w:eastAsia="標楷體" w:hAnsi="標楷體"/>
+                <w:rFonts w:eastAsia="標楷體"/>
                 <w:b/>
                 <w:color w:val="000000" w:themeColor="text1"/>
                 <w:sz w:val="28"/>
@@ -1711,7 +1429,7 @@
             <w:pPr>
               <w:jc w:val="both"/>
               <w:rPr>
-                <w:rFonts w:ascii="標楷體" w:eastAsia="標楷體" w:hAnsi="標楷體"/>
+                <w:rFonts w:eastAsia="標楷體"/>
                 <w:b/>
                 <w:color w:val="000000" w:themeColor="text1"/>
                 <w:sz w:val="28"/>
@@ -1735,7 +1453,6 @@
               <w:jc w:val="both"/>
               <w:rPr>
                 <w:rFonts w:eastAsia="標楷體"/>
-                <w:bCs/>
                 <w:color w:val="000000" w:themeColor="text1"/>
                 <w:sz w:val="28"/>
               </w:rPr>
@@ -1784,7 +1501,6 @@
               <w:rPr>
                 <w:rFonts w:eastAsia="標楷體" w:hint="eastAsia"/>
                 <w:b/>
-                <w:bCs/>
                 <w:color w:val="000000" w:themeColor="text1"/>
                 <w:sz w:val="28"/>
               </w:rPr>
@@ -1802,7 +1518,7 @@
             <w:pPr>
               <w:jc w:val="both"/>
               <w:rPr>
-                <w:rFonts w:ascii="標楷體" w:eastAsia="標楷體" w:hAnsi="標楷體"/>
+                <w:rFonts w:eastAsia="標楷體"/>
                 <w:b/>
                 <w:color w:val="000000" w:themeColor="text1"/>
                 <w:sz w:val="28"/>
@@ -1826,7 +1542,6 @@
               <w:jc w:val="both"/>
               <w:rPr>
                 <w:rFonts w:eastAsia="標楷體"/>
-                <w:bCs/>
                 <w:color w:val="000000" w:themeColor="text1"/>
                 <w:sz w:val="28"/>
               </w:rPr>
@@ -1834,7 +1549,6 @@
             <w:r>
               <w:rPr>
                 <w:rFonts w:eastAsia="標楷體" w:hint="eastAsia"/>
-                <w:bCs/>
                 <w:color w:val="000000" w:themeColor="text1"/>
                 <w:sz w:val="28"/>
               </w:rPr>
@@ -1842,17 +1556,15 @@
             </w:r>
             <w:r>
               <w:rPr>
+                <w:rFonts w:eastAsia="標楷體"/>
+                <w:color w:val="000000" w:themeColor="text1"/>
+                <w:sz w:val="28"/>
+              </w:rPr>
+              <w:t xml:space="preserve">    </w:t>
+            </w:r>
+            <w:r>
+              <w:rPr>
                 <w:rFonts w:eastAsia="標楷體" w:hint="eastAsia"/>
-                <w:bCs/>
-                <w:color w:val="000000" w:themeColor="text1"/>
-                <w:sz w:val="28"/>
-              </w:rPr>
-              <w:t xml:space="preserve">    </w:t>
-            </w:r>
-            <w:r>
-              <w:rPr>
-                <w:rFonts w:eastAsia="標楷體" w:hint="eastAsia"/>
-                <w:bCs/>
                 <w:color w:val="000000" w:themeColor="text1"/>
                 <w:sz w:val="28"/>
               </w:rPr>
@@ -1861,7 +1573,6 @@
             <w:r>
               <w:rPr>
                 <w:rFonts w:eastAsia="標楷體"/>
-                <w:bCs/>
                 <w:color w:val="000000" w:themeColor="text1"/>
                 <w:sz w:val="28"/>
               </w:rPr>
@@ -1873,15 +1584,14 @@
               <w:spacing w:beforeLines="35" w:before="84" w:line="240" w:lineRule="exact"/>
               <w:jc w:val="both"/>
               <w:rPr>
-                <w:rFonts w:ascii="標楷體" w:eastAsia="標楷體" w:hAnsi="標楷體"/>
-                <w:bCs/>
+                <w:rFonts w:eastAsia="標楷體"/>
                 <w:color w:val="000000" w:themeColor="text1"/>
                 <w:sz w:val="28"/>
               </w:rPr>
             </w:pPr>
             <w:r>
               <w:rPr>
-                <w:rFonts w:ascii="標楷體" w:eastAsia="標楷體" w:hAnsi="標楷體" w:hint="eastAsia"/>
+                <w:rFonts w:eastAsia="標楷體" w:hint="eastAsia"/>
                 <w:b/>
                 <w:color w:val="000000" w:themeColor="text1"/>
                 <w:sz w:val="28"/>
@@ -1890,8 +1600,7 @@
             </w:r>
             <w:r>
               <w:rPr>
-                <w:rFonts w:ascii="標楷體" w:eastAsia="標楷體" w:hAnsi="標楷體" w:hint="eastAsia"/>
-                <w:bCs/>
+                <w:rFonts w:eastAsia="標楷體" w:hint="eastAsia"/>
                 <w:color w:val="000000" w:themeColor="text1"/>
                 <w:sz w:val="28"/>
               </w:rPr>
@@ -1899,8 +1608,7 @@
             </w:r>
             <w:r>
               <w:rPr>
-                <w:rFonts w:ascii="標楷體" w:eastAsia="標楷體" w:hAnsi="標楷體"/>
-                <w:bCs/>
+                <w:rFonts w:eastAsia="標楷體"/>
                 <w:color w:val="000000" w:themeColor="text1"/>
                 <w:sz w:val="28"/>
               </w:rPr>
@@ -1913,7 +1621,6 @@
               <w:jc w:val="both"/>
               <w:rPr>
                 <w:rFonts w:eastAsia="標楷體"/>
-                <w:bCs/>
                 <w:color w:val="000000" w:themeColor="text1"/>
                 <w:sz w:val="28"/>
               </w:rPr>
@@ -1921,8 +1628,7 @@
             <w:proofErr w:type="gramStart"/>
             <w:r>
               <w:rPr>
-                <w:rFonts w:ascii="標楷體" w:eastAsia="標楷體" w:hAnsi="標楷體" w:hint="eastAsia"/>
-                <w:bCs/>
+                <w:rFonts w:eastAsia="標楷體" w:hint="eastAsia"/>
                 <w:color w:val="000000" w:themeColor="text1"/>
                 <w:sz w:val="28"/>
               </w:rPr>
@@ -1931,8 +1637,7 @@
             <w:proofErr w:type="gramEnd"/>
             <w:r>
               <w:rPr>
-                <w:rFonts w:ascii="標楷體" w:eastAsia="標楷體" w:hAnsi="標楷體" w:hint="eastAsia"/>
-                <w:bCs/>
+                <w:rFonts w:eastAsia="標楷體" w:hint="eastAsia"/>
                 <w:color w:val="000000" w:themeColor="text1"/>
                 <w:sz w:val="28"/>
               </w:rPr>
@@ -1940,8 +1645,7 @@
             </w:r>
             <w:r>
               <w:rPr>
-                <w:rFonts w:ascii="標楷體" w:eastAsia="標楷體" w:hAnsi="標楷體"/>
-                <w:bCs/>
+                <w:rFonts w:eastAsia="標楷體"/>
                 <w:color w:val="000000" w:themeColor="text1"/>
                 <w:sz w:val="28"/>
               </w:rPr>
@@ -2055,7 +1759,6 @@
                 <w:rFonts w:eastAsia="標楷體"/>
                 <w:color w:val="000000" w:themeColor="text1"/>
                 <w:sz w:val="28"/>
-                <w:szCs w:val="28"/>
               </w:rPr>
               <w:sym w:font="Webdings" w:char="F063"/>
             </w:r>
@@ -2106,7 +1809,6 @@
                 <w:rFonts w:eastAsia="標楷體"/>
                 <w:color w:val="000000" w:themeColor="text1"/>
                 <w:sz w:val="28"/>
-                <w:szCs w:val="28"/>
               </w:rPr>
               <w:sym w:font="Webdings" w:char="F063"/>
             </w:r>
@@ -2125,7 +1827,6 @@
               <w:jc w:val="both"/>
               <w:rPr>
                 <w:rFonts w:eastAsia="標楷體"/>
-                <w:bCs/>
                 <w:color w:val="000000" w:themeColor="text1"/>
                 <w:sz w:val="28"/>
               </w:rPr>
@@ -2170,7 +1871,6 @@
               <w:rPr>
                 <w:rFonts w:eastAsia="標楷體"/>
                 <w:b/>
-                <w:bCs/>
                 <w:color w:val="000000" w:themeColor="text1"/>
                 <w:sz w:val="20"/>
               </w:rPr>
@@ -2179,7 +1879,6 @@
               <w:rPr>
                 <w:rFonts w:eastAsia="標楷體" w:hint="eastAsia"/>
                 <w:b/>
-                <w:bCs/>
                 <w:color w:val="000000" w:themeColor="text1"/>
                 <w:sz w:val="28"/>
               </w:rPr>
@@ -2242,7 +1941,6 @@
               <w:jc w:val="both"/>
               <w:rPr>
                 <w:rFonts w:eastAsia="標楷體"/>
-                <w:bCs/>
                 <w:color w:val="000000" w:themeColor="text1"/>
                 <w:sz w:val="28"/>
               </w:rPr>
@@ -2287,7 +1985,6 @@
               <w:rPr>
                 <w:rFonts w:eastAsia="標楷體"/>
                 <w:b/>
-                <w:bCs/>
                 <w:color w:val="000000" w:themeColor="text1"/>
                 <w:sz w:val="28"/>
               </w:rPr>
@@ -2296,7 +1993,6 @@
               <w:rPr>
                 <w:rFonts w:eastAsia="標楷體" w:hint="eastAsia"/>
                 <w:b/>
-                <w:bCs/>
                 <w:color w:val="000000" w:themeColor="text1"/>
                 <w:sz w:val="28"/>
               </w:rPr>
@@ -2343,7 +2039,6 @@
               <w:jc w:val="both"/>
               <w:rPr>
                 <w:rFonts w:eastAsia="標楷體"/>
-                <w:bCs/>
                 <w:color w:val="000000" w:themeColor="text1"/>
                 <w:sz w:val="28"/>
               </w:rPr>
@@ -2351,7 +2046,6 @@
             <w:r>
               <w:rPr>
                 <w:rFonts w:eastAsia="標楷體" w:hint="eastAsia"/>
-                <w:bCs/>
                 <w:color w:val="000000" w:themeColor="text1"/>
                 <w:sz w:val="28"/>
               </w:rPr>
@@ -2359,17 +2053,15 @@
             </w:r>
             <w:r>
               <w:rPr>
+                <w:rFonts w:eastAsia="標楷體"/>
+                <w:color w:val="000000" w:themeColor="text1"/>
+                <w:sz w:val="28"/>
+              </w:rPr>
+              <w:t xml:space="preserve">    </w:t>
+            </w:r>
+            <w:r>
+              <w:rPr>
                 <w:rFonts w:eastAsia="標楷體" w:hint="eastAsia"/>
-                <w:bCs/>
-                <w:color w:val="000000" w:themeColor="text1"/>
-                <w:sz w:val="28"/>
-              </w:rPr>
-              <w:t xml:space="preserve">    </w:t>
-            </w:r>
-            <w:r>
-              <w:rPr>
-                <w:rFonts w:eastAsia="標楷體" w:hint="eastAsia"/>
-                <w:bCs/>
                 <w:color w:val="000000" w:themeColor="text1"/>
                 <w:sz w:val="28"/>
               </w:rPr>
@@ -2378,7 +2070,6 @@
             <w:r>
               <w:rPr>
                 <w:rFonts w:eastAsia="標楷體"/>
-                <w:bCs/>
                 <w:color w:val="000000" w:themeColor="text1"/>
                 <w:sz w:val="28"/>
               </w:rPr>
@@ -2390,15 +2081,14 @@
               <w:spacing w:beforeLines="35" w:before="84" w:line="240" w:lineRule="exact"/>
               <w:jc w:val="both"/>
               <w:rPr>
-                <w:rFonts w:ascii="標楷體" w:eastAsia="標楷體" w:hAnsi="標楷體"/>
-                <w:bCs/>
+                <w:rFonts w:eastAsia="標楷體"/>
                 <w:color w:val="000000" w:themeColor="text1"/>
                 <w:sz w:val="28"/>
               </w:rPr>
             </w:pPr>
             <w:r>
               <w:rPr>
-                <w:rFonts w:ascii="標楷體" w:eastAsia="標楷體" w:hAnsi="標楷體" w:hint="eastAsia"/>
+                <w:rFonts w:eastAsia="標楷體" w:hint="eastAsia"/>
                 <w:b/>
                 <w:color w:val="000000" w:themeColor="text1"/>
                 <w:sz w:val="28"/>
@@ -2407,8 +2097,7 @@
             </w:r>
             <w:r>
               <w:rPr>
-                <w:rFonts w:ascii="標楷體" w:eastAsia="標楷體" w:hAnsi="標楷體" w:hint="eastAsia"/>
-                <w:bCs/>
+                <w:rFonts w:eastAsia="標楷體" w:hint="eastAsia"/>
                 <w:color w:val="000000" w:themeColor="text1"/>
                 <w:sz w:val="28"/>
               </w:rPr>
@@ -2416,8 +2105,7 @@
             </w:r>
             <w:r>
               <w:rPr>
-                <w:rFonts w:ascii="標楷體" w:eastAsia="標楷體" w:hAnsi="標楷體"/>
-                <w:bCs/>
+                <w:rFonts w:eastAsia="標楷體"/>
                 <w:color w:val="000000" w:themeColor="text1"/>
                 <w:sz w:val="28"/>
               </w:rPr>
@@ -2430,7 +2118,6 @@
               <w:jc w:val="both"/>
               <w:rPr>
                 <w:rFonts w:eastAsia="標楷體"/>
-                <w:bCs/>
                 <w:color w:val="000000" w:themeColor="text1"/>
                 <w:sz w:val="28"/>
               </w:rPr>
@@ -2438,8 +2125,7 @@
             <w:proofErr w:type="gramStart"/>
             <w:r>
               <w:rPr>
-                <w:rFonts w:ascii="標楷體" w:eastAsia="標楷體" w:hAnsi="標楷體" w:hint="eastAsia"/>
-                <w:bCs/>
+                <w:rFonts w:eastAsia="標楷體" w:hint="eastAsia"/>
                 <w:color w:val="000000" w:themeColor="text1"/>
                 <w:sz w:val="28"/>
               </w:rPr>
@@ -2448,8 +2134,7 @@
             <w:proofErr w:type="gramEnd"/>
             <w:r>
               <w:rPr>
-                <w:rFonts w:ascii="標楷體" w:eastAsia="標楷體" w:hAnsi="標楷體" w:hint="eastAsia"/>
-                <w:bCs/>
+                <w:rFonts w:eastAsia="標楷體" w:hint="eastAsia"/>
                 <w:color w:val="000000" w:themeColor="text1"/>
                 <w:sz w:val="28"/>
               </w:rPr>
@@ -2457,8 +2142,7 @@
             </w:r>
             <w:r>
               <w:rPr>
-                <w:rFonts w:ascii="標楷體" w:eastAsia="標楷體" w:hAnsi="標楷體"/>
-                <w:bCs/>
+                <w:rFonts w:eastAsia="標楷體"/>
                 <w:color w:val="000000" w:themeColor="text1"/>
                 <w:sz w:val="28"/>
               </w:rPr>
@@ -2580,7 +2264,6 @@
                 <w:rFonts w:eastAsia="標楷體"/>
                 <w:color w:val="000000" w:themeColor="text1"/>
                 <w:sz w:val="28"/>
-                <w:szCs w:val="28"/>
               </w:rPr>
               <w:sym w:font="Webdings" w:char="F063"/>
             </w:r>
@@ -2631,7 +2314,6 @@
                 <w:rFonts w:eastAsia="標楷體"/>
                 <w:color w:val="000000" w:themeColor="text1"/>
                 <w:sz w:val="28"/>
-                <w:szCs w:val="28"/>
               </w:rPr>
               <w:sym w:font="Webdings" w:char="F063"/>
             </w:r>
@@ -2699,7 +2381,6 @@
               <w:rPr>
                 <w:rFonts w:eastAsia="標楷體" w:hint="eastAsia"/>
                 <w:b/>
-                <w:bCs/>
                 <w:color w:val="000000" w:themeColor="text1"/>
                 <w:sz w:val="28"/>
               </w:rPr>
@@ -2773,7 +2454,7 @@
       <w:tr>
         <w:trPr>
           <w:cantSplit/>
-          <w:trHeight w:hRule="exact" w:val="2714"/>
+          <w:trHeight w:hRule="exact" w:val="3096"/>
         </w:trPr>
         <w:tc>
           <w:tcPr>
@@ -2792,10 +2473,18 @@
             <w:r>
               <w:rPr>
                 <w:rFonts w:eastAsia="標楷體" w:hint="eastAsia"/>
-                <w:color w:val="000000" w:themeColor="text1"/>
-                <w:sz w:val="28"/>
-              </w:rPr>
-              <w:t>本工程所需相關作業主管及急救人員</w:t>
+                <w:color w:val="FF0000"/>
+                <w:sz w:val="28"/>
+              </w:rPr>
+              <w:t>本工程相關作業主管及</w:t>
+            </w:r>
+            <w:r>
+              <w:rPr>
+                <w:rFonts w:eastAsia="標楷體" w:hint="eastAsia"/>
+                <w:color w:val="FF0000"/>
+                <w:sz w:val="28"/>
+              </w:rPr>
+              <w:t>證照</w:t>
             </w:r>
           </w:p>
         </w:tc>
@@ -2810,147 +2499,187 @@
               <w:jc w:val="both"/>
               <w:rPr>
                 <w:rFonts w:eastAsia="標楷體"/>
-                <w:color w:val="000000" w:themeColor="text1"/>
+                <w:color w:val="FF0000"/>
               </w:rPr>
             </w:pPr>
             <w:r>
               <w:rPr>
                 <w:rFonts w:eastAsia="標楷體" w:hint="eastAsia"/>
-                <w:color w:val="000000" w:themeColor="text1"/>
-              </w:rPr>
-              <w:t>□一般作業</w:t>
-            </w:r>
-            <w:r>
-              <w:rPr>
-                <w:rFonts w:eastAsia="標楷體"/>
-                <w:color w:val="000000" w:themeColor="text1"/>
-              </w:rPr>
-              <w:t xml:space="preserve">  </w:t>
+                <w:color w:val="FF0000"/>
+              </w:rPr>
+              <w:t>□局限空間作業</w:t>
             </w:r>
             <w:r>
               <w:rPr>
                 <w:rFonts w:eastAsia="標楷體" w:hint="eastAsia"/>
-                <w:color w:val="000000" w:themeColor="text1"/>
-              </w:rPr>
-              <w:t>□電焊作業</w:t>
-            </w:r>
-            <w:r>
-              <w:rPr>
-                <w:rFonts w:eastAsia="標楷體"/>
-                <w:color w:val="000000" w:themeColor="text1"/>
-              </w:rPr>
-              <w:t xml:space="preserve">  </w:t>
+                <w:color w:val="FF0000"/>
+              </w:rPr>
+              <w:t>(</w:t>
             </w:r>
             <w:r>
               <w:rPr>
                 <w:rFonts w:eastAsia="標楷體" w:hint="eastAsia"/>
-                <w:color w:val="000000" w:themeColor="text1"/>
-              </w:rPr>
-              <w:t>□局限空間作業</w:t>
-            </w:r>
-            <w:r>
-              <w:rPr>
-                <w:rFonts w:eastAsia="標楷體"/>
-                <w:color w:val="000000" w:themeColor="text1"/>
+                <w:color w:val="FF0000"/>
+              </w:rPr>
+              <w:t>缺氧</w:t>
+            </w:r>
+            <w:r>
+              <w:rPr>
+                <w:rFonts w:eastAsia="標楷體" w:hint="eastAsia"/>
+                <w:color w:val="FF0000"/>
+              </w:rPr>
+              <w:t>)</w:t>
+            </w:r>
+            <w:r>
+              <w:rPr>
+                <w:rFonts w:eastAsia="標楷體" w:hint="eastAsia"/>
+                <w:color w:val="FF0000"/>
               </w:rPr>
               <w:t xml:space="preserve"> </w:t>
             </w:r>
             <w:r>
               <w:rPr>
                 <w:rFonts w:eastAsia="標楷體" w:hint="eastAsia"/>
-                <w:color w:val="000000" w:themeColor="text1"/>
+                <w:color w:val="FF0000"/>
               </w:rPr>
               <w:t>□起重吊掛作業</w:t>
             </w:r>
             <w:r>
               <w:rPr>
-                <w:rFonts w:eastAsia="標楷體"/>
-                <w:color w:val="000000" w:themeColor="text1"/>
-              </w:rPr>
-              <w:t xml:space="preserve"> </w:t>
-            </w:r>
-            <w:r>
-              <w:rPr>
                 <w:rFonts w:eastAsia="標楷體" w:hint="eastAsia"/>
-                <w:color w:val="000000" w:themeColor="text1"/>
-              </w:rPr>
-              <w:t>□鋼架組立作業</w:t>
+                <w:color w:val="FF0000"/>
+              </w:rPr>
+              <w:t>□特殊作業</w:t>
+            </w:r>
+            <w:r>
+              <w:rPr>
+                <w:rFonts w:eastAsia="標楷體" w:hint="eastAsia"/>
+                <w:color w:val="FF0000"/>
+              </w:rPr>
+              <w:t>(</w:t>
+            </w:r>
+            <w:r>
+              <w:rPr>
+                <w:rFonts w:eastAsia="標楷體" w:hint="eastAsia"/>
+                <w:color w:val="FF0000"/>
+              </w:rPr>
+              <w:t>高空工作車、堆高機、潛水等</w:t>
+            </w:r>
+            <w:r>
+              <w:rPr>
+                <w:rFonts w:eastAsia="標楷體" w:hint="eastAsia"/>
+                <w:color w:val="FF0000"/>
+              </w:rPr>
+              <w:t>)</w:t>
             </w:r>
           </w:p>
           <w:p>
             <w:pPr>
               <w:jc w:val="both"/>
               <w:rPr>
-                <w:color w:val="000000" w:themeColor="text1"/>
+                <w:rFonts w:eastAsia="標楷體"/>
+                <w:color w:val="FF0000"/>
               </w:rPr>
             </w:pPr>
             <w:r>
               <w:rPr>
                 <w:rFonts w:eastAsia="標楷體" w:hint="eastAsia"/>
-                <w:color w:val="000000" w:themeColor="text1"/>
-              </w:rPr>
-              <w:t>□高架作業</w:t>
-            </w:r>
-            <w:r>
-              <w:rPr>
-                <w:rFonts w:eastAsia="標楷體"/>
-                <w:color w:val="000000" w:themeColor="text1"/>
+                <w:color w:val="FF0000"/>
+              </w:rPr>
+              <w:t>□有害</w:t>
+            </w:r>
+            <w:r>
+              <w:rPr>
+                <w:rFonts w:eastAsia="標楷體" w:hint="eastAsia"/>
+                <w:color w:val="FF0000"/>
+              </w:rPr>
+              <w:t>作業</w:t>
+            </w:r>
+            <w:r>
+              <w:rPr>
+                <w:rFonts w:eastAsia="標楷體"/>
+                <w:color w:val="FF0000"/>
+              </w:rPr>
+              <w:t>(</w:t>
+            </w:r>
+            <w:r>
+              <w:rPr>
+                <w:rFonts w:eastAsia="標楷體" w:hint="eastAsia"/>
+                <w:color w:val="FF0000"/>
+              </w:rPr>
+              <w:t>有機、特化、粉塵</w:t>
+            </w:r>
+            <w:ins w:id="126" w:author="郁敏 許" w:date="2026-10-06T15:59:00Z">
+              <w:r>
+                <w:rPr>
+                  <w:rFonts w:eastAsia="標楷體" w:hint="eastAsia"/>
+                  <w:color w:val="FF0000"/>
+                </w:rPr>
+                <w:t>)</w:t>
+              </w:r>
+            </w:ins>
+            <w:r>
+              <w:rPr>
+                <w:rFonts w:eastAsia="標楷體" w:hint="eastAsia"/>
+                <w:color w:val="FF0000"/>
+              </w:rPr>
+              <w:t>□營造作業</w:t>
+            </w:r>
+            <w:r>
+              <w:rPr>
+                <w:rFonts w:eastAsia="標楷體" w:hint="eastAsia"/>
+                <w:color w:val="FF0000"/>
+              </w:rPr>
+              <w:t>(</w:t>
+            </w:r>
+            <w:r>
+              <w:rPr>
+                <w:rFonts w:eastAsia="標楷體" w:hint="eastAsia"/>
+                <w:color w:val="FF0000"/>
+              </w:rPr>
+              <w:t>施工架、鋼構、屋頂等</w:t>
+            </w:r>
+            <w:r>
+              <w:rPr>
+                <w:rFonts w:eastAsia="標楷體" w:hint="eastAsia"/>
+                <w:color w:val="FF0000"/>
+              </w:rPr>
+              <w:t>)</w:t>
+            </w:r>
+            <w:r>
+              <w:rPr>
+                <w:rFonts w:eastAsia="標楷體"/>
+                <w:color w:val="FF0000"/>
               </w:rPr>
               <w:t xml:space="preserve">  </w:t>
             </w:r>
             <w:r>
               <w:rPr>
                 <w:rFonts w:eastAsia="標楷體" w:hint="eastAsia"/>
-                <w:color w:val="000000" w:themeColor="text1"/>
-              </w:rPr>
-              <w:t>□有害</w:t>
-            </w:r>
-            <w:r>
-              <w:rPr>
-                <w:rFonts w:eastAsia="標楷體"/>
-                <w:color w:val="000000" w:themeColor="text1"/>
-              </w:rPr>
-              <w:t>(</w:t>
-            </w:r>
+                <w:color w:val="FF0000"/>
+              </w:rPr>
+              <w:t>□急救人員</w:t>
+            </w:r>
+          </w:p>
+          <w:p>
+            <w:pPr>
+              <w:jc w:val="both"/>
+              <w:rPr>
+                <w:rFonts w:eastAsia="標楷體"/>
+                <w:color w:val="FF0000"/>
+              </w:rPr>
+            </w:pPr>
             <w:r>
               <w:rPr>
                 <w:rFonts w:eastAsia="標楷體" w:hint="eastAsia"/>
-                <w:color w:val="000000" w:themeColor="text1"/>
-              </w:rPr>
-              <w:t>有機、特化、粉塵</w:t>
-            </w:r>
-            <w:r>
-              <w:rPr>
-                <w:rFonts w:eastAsia="標楷體"/>
-                <w:color w:val="000000" w:themeColor="text1"/>
-              </w:rPr>
-              <w:t>..)</w:t>
-            </w:r>
-            <w:r>
-              <w:rPr>
-                <w:rFonts w:eastAsia="標楷體" w:hint="eastAsia"/>
-                <w:color w:val="000000" w:themeColor="text1"/>
-              </w:rPr>
-              <w:t>作業</w:t>
-            </w:r>
-            <w:r>
-              <w:rPr>
-                <w:rFonts w:eastAsia="標楷體"/>
-                <w:color w:val="000000" w:themeColor="text1"/>
-              </w:rPr>
-              <w:t xml:space="preserve">  </w:t>
-            </w:r>
-            <w:r>
-              <w:rPr>
-                <w:rFonts w:eastAsia="標楷體" w:hint="eastAsia"/>
-                <w:color w:val="000000" w:themeColor="text1"/>
+                <w:color w:val="FF0000"/>
               </w:rPr>
               <w:t>□其他</w:t>
             </w:r>
             <w:r>
               <w:rPr>
                 <w:rFonts w:eastAsia="標楷體"/>
-                <w:color w:val="000000" w:themeColor="text1"/>
+                <w:color w:val="FF0000"/>
               </w:rPr>
               <w:t>____________</w:t>
             </w:r>
@@ -3104,7 +2833,6 @@
                   <w:r>
                     <w:rPr>
                       <w:rFonts w:eastAsia="標楷體" w:hint="eastAsia"/>
-                      <w:bCs/>
                       <w:color w:val="000000" w:themeColor="text1"/>
                       <w:sz w:val="28"/>
                     </w:rPr>
@@ -3618,6 +3346,7 @@
         <w:tc>
           <w:tcPr>
             <w:tcW w:w="1020" w:type="dxa"/>
+            <w:vAlign w:val="center"/>
           </w:tcPr>
           <w:p>
             <w:pPr>
@@ -3695,7 +3424,6 @@
                 <w:rFonts w:eastAsia="標楷體"/>
                 <w:color w:val="000000" w:themeColor="text1"/>
                 <w:sz w:val="28"/>
-                <w:szCs w:val="28"/>
               </w:rPr>
             </w:pPr>
             <w:r>
@@ -3703,7 +3431,6 @@
                 <w:rFonts w:eastAsia="標楷體" w:hint="eastAsia"/>
                 <w:color w:val="000000" w:themeColor="text1"/>
                 <w:sz w:val="28"/>
-                <w:szCs w:val="28"/>
               </w:rPr>
               <w:t>事</w:t>
             </w:r>
@@ -3712,7 +3439,6 @@
                 <w:rFonts w:eastAsia="標楷體"/>
                 <w:color w:val="000000" w:themeColor="text1"/>
                 <w:sz w:val="28"/>
-                <w:szCs w:val="28"/>
               </w:rPr>
               <w:t xml:space="preserve"> </w:t>
             </w:r>
@@ -3721,7 +3447,6 @@
                 <w:rFonts w:eastAsia="標楷體" w:hint="eastAsia"/>
                 <w:color w:val="000000" w:themeColor="text1"/>
                 <w:sz w:val="28"/>
-                <w:szCs w:val="28"/>
               </w:rPr>
               <w:t>業</w:t>
             </w:r>
@@ -3730,7 +3455,6 @@
                 <w:rFonts w:eastAsia="標楷體"/>
                 <w:color w:val="000000" w:themeColor="text1"/>
                 <w:sz w:val="28"/>
-                <w:szCs w:val="28"/>
               </w:rPr>
               <w:t xml:space="preserve"> </w:t>
             </w:r>
@@ -3739,7 +3463,6 @@
                 <w:rFonts w:eastAsia="標楷體" w:hint="eastAsia"/>
                 <w:color w:val="000000" w:themeColor="text1"/>
                 <w:sz w:val="28"/>
-                <w:szCs w:val="28"/>
               </w:rPr>
               <w:t>單</w:t>
             </w:r>
@@ -3748,7 +3471,6 @@
                 <w:rFonts w:eastAsia="標楷體"/>
                 <w:color w:val="000000" w:themeColor="text1"/>
                 <w:sz w:val="28"/>
-                <w:szCs w:val="28"/>
               </w:rPr>
               <w:t xml:space="preserve"> </w:t>
             </w:r>
@@ -3757,7 +3479,6 @@
                 <w:rFonts w:eastAsia="標楷體" w:hint="eastAsia"/>
                 <w:color w:val="000000" w:themeColor="text1"/>
                 <w:sz w:val="28"/>
-                <w:szCs w:val="28"/>
               </w:rPr>
               <w:t>位</w:t>
             </w:r>
@@ -3766,7 +3487,6 @@
                 <w:rFonts w:eastAsia="標楷體"/>
                 <w:color w:val="000000" w:themeColor="text1"/>
                 <w:sz w:val="28"/>
-                <w:szCs w:val="28"/>
               </w:rPr>
               <w:t xml:space="preserve"> </w:t>
             </w:r>
@@ -3775,7 +3495,6 @@
                 <w:rFonts w:eastAsia="標楷體" w:hint="eastAsia"/>
                 <w:color w:val="000000" w:themeColor="text1"/>
                 <w:sz w:val="28"/>
-                <w:szCs w:val="28"/>
               </w:rPr>
               <w:t>：台電興達發電廠</w:t>
             </w:r>
@@ -3788,7 +3507,6 @@
                 <w:rFonts w:eastAsia="標楷體"/>
                 <w:color w:val="000000" w:themeColor="text1"/>
                 <w:sz w:val="28"/>
-                <w:szCs w:val="28"/>
               </w:rPr>
             </w:pPr>
             <w:r>
@@ -3796,18 +3514,100 @@
                 <w:rFonts w:eastAsia="標楷體" w:hint="eastAsia"/>
                 <w:color w:val="000000" w:themeColor="text1"/>
                 <w:sz w:val="28"/>
-                <w:szCs w:val="28"/>
               </w:rPr>
               <w:t>分包</w:t>
             </w:r>
             <w:r>
               <w:rPr>
+                <w:rFonts w:eastAsia="標楷體"/>
+                <w:color w:val="000000" w:themeColor="text1"/>
+                <w:sz w:val="28"/>
+              </w:rPr>
+              <w:t>:</w:t>
+            </w:r>
+            <w:proofErr w:type="gramStart"/>
+            <w:r>
+              <w:rPr>
                 <w:rFonts w:eastAsia="標楷體" w:hint="eastAsia"/>
                 <w:color w:val="000000" w:themeColor="text1"/>
                 <w:sz w:val="28"/>
-                <w:szCs w:val="28"/>
-              </w:rPr>
-              <w:t>:</w:t>
+              </w:rPr>
+              <w:t>□否</w:t>
+            </w:r>
+            <w:proofErr w:type="gramEnd"/>
+            <w:r>
+              <w:rPr>
+                <w:rFonts w:eastAsia="標楷體" w:hint="eastAsia"/>
+                <w:color w:val="000000" w:themeColor="text1"/>
+                <w:sz w:val="28"/>
+              </w:rPr>
+              <w:t>□是</w:t>
+            </w:r>
+            <w:r>
+              <w:rPr>
+                <w:rFonts w:eastAsia="標楷體" w:hint="eastAsia"/>
+                <w:b/>
+                <w:color w:val="000000" w:themeColor="text1"/>
+                <w:spacing w:val="20"/>
+                <w:sz w:val="28"/>
+              </w:rPr>
+              <w:t>分包廠商</w:t>
+            </w:r>
+            <w:r>
+              <w:rPr>
+                <w:rFonts w:eastAsia="標楷體"/>
+                <w:color w:val="000000" w:themeColor="text1"/>
+                <w:sz w:val="28"/>
+              </w:rPr>
+              <w:t>,</w:t>
+            </w:r>
+            <w:r>
+              <w:rPr>
+                <w:rFonts w:eastAsia="標楷體" w:hint="eastAsia"/>
+                <w:color w:val="000000" w:themeColor="text1"/>
+                <w:sz w:val="28"/>
+              </w:rPr>
+              <w:t>原</w:t>
+            </w:r>
+            <w:r>
+              <w:rPr>
+                <w:rFonts w:eastAsia="標楷體"/>
+                <w:color w:val="000000" w:themeColor="text1"/>
+                <w:sz w:val="28"/>
+              </w:rPr>
+              <w:t>(</w:t>
+            </w:r>
+            <w:r>
+              <w:rPr>
+                <w:rFonts w:eastAsia="標楷體" w:hint="eastAsia"/>
+                <w:color w:val="000000" w:themeColor="text1"/>
+                <w:sz w:val="28"/>
+              </w:rPr>
+              <w:t>第一</w:t>
+            </w:r>
+            <w:r>
+              <w:rPr>
+                <w:rFonts w:eastAsia="標楷體"/>
+                <w:color w:val="000000" w:themeColor="text1"/>
+                <w:sz w:val="28"/>
+              </w:rPr>
+              <w:t>)</w:t>
+            </w:r>
+            <w:r>
+              <w:rPr>
+                <w:rFonts w:eastAsia="標楷體" w:hint="eastAsia"/>
+                <w:color w:val="000000" w:themeColor="text1"/>
+                <w:sz w:val="28"/>
+              </w:rPr>
+              <w:t>承攬商</w:t>
+            </w:r>
+            <w:r>
+              <w:rPr>
+                <w:rFonts w:eastAsia="標楷體"/>
+                <w:color w:val="000000" w:themeColor="text1"/>
+                <w:sz w:val="28"/>
+              </w:rPr>
+              <w:t xml:space="preserve">___________ </w:t>
             </w:r>
             <w:proofErr w:type="gramStart"/>
             <w:r>
@@ -3815,9 +3615,8 @@
                 <w:rFonts w:eastAsia="標楷體" w:hint="eastAsia"/>
                 <w:color w:val="000000" w:themeColor="text1"/>
                 <w:sz w:val="28"/>
-                <w:szCs w:val="28"/>
-              </w:rPr>
-              <w:t>□否</w:t>
+              </w:rPr>
+              <w:t>附分包</w:t>
             </w:r>
             <w:proofErr w:type="gramEnd"/>
             <w:r>
@@ -3825,102 +3624,6 @@
                 <w:rFonts w:eastAsia="標楷體" w:hint="eastAsia"/>
                 <w:color w:val="000000" w:themeColor="text1"/>
                 <w:sz w:val="28"/>
-                <w:szCs w:val="28"/>
-              </w:rPr>
-              <w:t>□是</w:t>
-            </w:r>
-            <w:r>
-              <w:rPr>
-                <w:rFonts w:ascii="標楷體" w:eastAsia="標楷體" w:hAnsi="標楷體" w:hint="eastAsia"/>
-                <w:b/>
-                <w:bCs/>
-                <w:color w:val="000000" w:themeColor="text1"/>
-                <w:spacing w:val="20"/>
-                <w:sz w:val="28"/>
-                <w:szCs w:val="28"/>
-              </w:rPr>
-              <w:t>分包廠商</w:t>
-            </w:r>
-            <w:r>
-              <w:rPr>
-                <w:rFonts w:eastAsia="標楷體" w:hint="eastAsia"/>
-                <w:color w:val="000000" w:themeColor="text1"/>
-                <w:sz w:val="28"/>
-                <w:szCs w:val="28"/>
-              </w:rPr>
-              <w:t>,</w:t>
-            </w:r>
-            <w:r>
-              <w:rPr>
-                <w:rFonts w:eastAsia="標楷體" w:hint="eastAsia"/>
-                <w:color w:val="000000" w:themeColor="text1"/>
-                <w:sz w:val="28"/>
-                <w:szCs w:val="28"/>
-              </w:rPr>
-              <w:t>原</w:t>
-            </w:r>
-            <w:r>
-              <w:rPr>
-                <w:rFonts w:eastAsia="標楷體" w:hint="eastAsia"/>
-                <w:color w:val="000000" w:themeColor="text1"/>
-                <w:sz w:val="28"/>
-                <w:szCs w:val="28"/>
-              </w:rPr>
-              <w:t>(</w:t>
-            </w:r>
-            <w:r>
-              <w:rPr>
-                <w:rFonts w:eastAsia="標楷體" w:hint="eastAsia"/>
-                <w:color w:val="000000" w:themeColor="text1"/>
-                <w:sz w:val="28"/>
-                <w:szCs w:val="28"/>
-              </w:rPr>
-              <w:t>第一</w:t>
-            </w:r>
-            <w:r>
-              <w:rPr>
-                <w:rFonts w:eastAsia="標楷體" w:hint="eastAsia"/>
-                <w:color w:val="000000" w:themeColor="text1"/>
-                <w:sz w:val="28"/>
-                <w:szCs w:val="28"/>
-              </w:rPr>
-              <w:t>)</w:t>
-            </w:r>
-            <w:r>
-              <w:rPr>
-                <w:rFonts w:eastAsia="標楷體" w:hint="eastAsia"/>
-                <w:color w:val="000000" w:themeColor="text1"/>
-                <w:sz w:val="28"/>
-                <w:szCs w:val="28"/>
-              </w:rPr>
-              <w:t>承攬商</w:t>
-            </w:r>
-            <w:r>
-              <w:rPr>
-                <w:rFonts w:eastAsia="標楷體" w:hint="eastAsia"/>
-                <w:color w:val="000000" w:themeColor="text1"/>
-                <w:sz w:val="28"/>
-                <w:szCs w:val="28"/>
-              </w:rPr>
-              <w:t xml:space="preserve">___________ </w:t>
-            </w:r>
-            <w:proofErr w:type="gramStart"/>
-            <w:r>
-              <w:rPr>
-                <w:rFonts w:eastAsia="標楷體" w:hint="eastAsia"/>
-                <w:color w:val="000000" w:themeColor="text1"/>
-                <w:sz w:val="28"/>
-                <w:szCs w:val="28"/>
-              </w:rPr>
-              <w:t>附分包</w:t>
-            </w:r>
-            <w:proofErr w:type="gramEnd"/>
-            <w:r>
-              <w:rPr>
-                <w:rFonts w:eastAsia="標楷體" w:hint="eastAsia"/>
-                <w:color w:val="000000" w:themeColor="text1"/>
-                <w:sz w:val="28"/>
-                <w:szCs w:val="28"/>
               </w:rPr>
               <w:t>契約同意書</w:t>
             </w:r>
@@ -3930,6 +3633,7 @@
               <w:spacing w:line="240" w:lineRule="atLeast"/>
               <w:jc w:val="both"/>
               <w:rPr>
+                <w:rFonts w:eastAsia="標楷體"/>
                 <w:color w:val="000000" w:themeColor="text1"/>
               </w:rPr>
             </w:pPr>
@@ -3938,7 +3642,6 @@
                 <w:rFonts w:eastAsia="標楷體" w:hint="eastAsia"/>
                 <w:color w:val="000000" w:themeColor="text1"/>
                 <w:sz w:val="28"/>
-                <w:szCs w:val="28"/>
               </w:rPr>
               <w:t>承攬工程名稱：</w:t>
             </w:r>
@@ -3951,7 +3654,6 @@
                 <w:rFonts w:eastAsia="標楷體"/>
                 <w:color w:val="000000" w:themeColor="text1"/>
                 <w:sz w:val="28"/>
-                <w:szCs w:val="28"/>
               </w:rPr>
             </w:pPr>
             <w:r>
@@ -3959,7 +3661,6 @@
                 <w:rFonts w:eastAsia="標楷體" w:hint="eastAsia"/>
                 <w:color w:val="000000" w:themeColor="text1"/>
                 <w:sz w:val="28"/>
-                <w:szCs w:val="28"/>
               </w:rPr>
               <w:t>工</w:t>
             </w:r>
@@ -3968,7 +3669,6 @@
                 <w:rFonts w:eastAsia="標楷體"/>
                 <w:color w:val="000000" w:themeColor="text1"/>
                 <w:sz w:val="28"/>
-                <w:szCs w:val="28"/>
               </w:rPr>
               <w:t xml:space="preserve"> </w:t>
             </w:r>
@@ -3977,7 +3677,6 @@
                 <w:rFonts w:eastAsia="標楷體" w:hint="eastAsia"/>
                 <w:color w:val="000000" w:themeColor="text1"/>
                 <w:sz w:val="28"/>
-                <w:szCs w:val="28"/>
               </w:rPr>
               <w:t>程</w:t>
             </w:r>
@@ -3986,7 +3685,6 @@
                 <w:rFonts w:eastAsia="標楷體"/>
                 <w:color w:val="000000" w:themeColor="text1"/>
                 <w:sz w:val="28"/>
-                <w:szCs w:val="28"/>
               </w:rPr>
               <w:t xml:space="preserve"> </w:t>
             </w:r>
@@ -3995,7 +3693,6 @@
                 <w:rFonts w:eastAsia="標楷體" w:hint="eastAsia"/>
                 <w:color w:val="000000" w:themeColor="text1"/>
                 <w:sz w:val="28"/>
-                <w:szCs w:val="28"/>
               </w:rPr>
               <w:t>案</w:t>
             </w:r>
@@ -4004,7 +3701,6 @@
                 <w:rFonts w:eastAsia="標楷體"/>
                 <w:color w:val="000000" w:themeColor="text1"/>
                 <w:sz w:val="28"/>
-                <w:szCs w:val="28"/>
               </w:rPr>
               <w:t xml:space="preserve"> </w:t>
             </w:r>
@@ -4013,7 +3709,6 @@
                 <w:rFonts w:eastAsia="標楷體" w:hint="eastAsia"/>
                 <w:color w:val="000000" w:themeColor="text1"/>
                 <w:sz w:val="28"/>
-                <w:szCs w:val="28"/>
               </w:rPr>
               <w:t>號</w:t>
             </w:r>
@@ -4022,7 +3717,6 @@
                 <w:rFonts w:eastAsia="標楷體"/>
                 <w:color w:val="000000" w:themeColor="text1"/>
                 <w:sz w:val="28"/>
-                <w:szCs w:val="28"/>
               </w:rPr>
               <w:t xml:space="preserve"> </w:t>
             </w:r>
@@ -4031,7 +3725,6 @@
                 <w:rFonts w:eastAsia="標楷體" w:hint="eastAsia"/>
                 <w:color w:val="000000" w:themeColor="text1"/>
                 <w:sz w:val="28"/>
-                <w:szCs w:val="28"/>
               </w:rPr>
               <w:t>：</w:t>
             </w:r>
@@ -4041,7 +3734,7 @@
               <w:spacing w:line="240" w:lineRule="atLeast"/>
               <w:jc w:val="both"/>
               <w:rPr>
-                <w:rFonts w:ascii="標楷體" w:eastAsia="標楷體" w:hAnsi="標楷體"/>
+                <w:rFonts w:eastAsia="標楷體"/>
                 <w:color w:val="000000" w:themeColor="text1"/>
                 <w:sz w:val="28"/>
               </w:rPr>
@@ -4049,7 +3742,7 @@
             <w:proofErr w:type="gramStart"/>
             <w:r>
               <w:rPr>
-                <w:rFonts w:ascii="標楷體" w:eastAsia="標楷體" w:hAnsi="標楷體" w:hint="eastAsia"/>
+                <w:rFonts w:eastAsia="標楷體" w:hint="eastAsia"/>
                 <w:color w:val="000000" w:themeColor="text1"/>
                 <w:sz w:val="28"/>
               </w:rPr>
@@ -4058,15 +3751,31 @@
             <w:proofErr w:type="gramEnd"/>
             <w:r>
               <w:rPr>
-                <w:rFonts w:ascii="標楷體" w:eastAsia="標楷體" w:hAnsi="標楷體" w:hint="eastAsia"/>
-                <w:color w:val="000000" w:themeColor="text1"/>
-                <w:sz w:val="28"/>
-              </w:rPr>
-              <w:t xml:space="preserve"> 購 </w:t>
-            </w:r>
-            <w:r>
-              <w:rPr>
-                <w:rFonts w:ascii="標楷體" w:eastAsia="標楷體" w:hAnsi="標楷體"/>
+                <w:rFonts w:eastAsia="標楷體"/>
+                <w:color w:val="000000" w:themeColor="text1"/>
+                <w:sz w:val="28"/>
+              </w:rPr>
+              <w:t xml:space="preserve"> </w:t>
+            </w:r>
+            <w:r>
+              <w:rPr>
+                <w:rFonts w:eastAsia="標楷體" w:hint="eastAsia"/>
+                <w:color w:val="000000" w:themeColor="text1"/>
+                <w:sz w:val="28"/>
+              </w:rPr>
+              <w:t>購</w:t>
+            </w:r>
+            <w:r>
+              <w:rPr>
+                <w:rFonts w:eastAsia="標楷體"/>
+                <w:color w:val="000000" w:themeColor="text1"/>
+                <w:sz w:val="28"/>
+              </w:rPr>
+              <w:t xml:space="preserve"> </w:t>
+            </w:r>
+            <w:r>
+              <w:rPr>
+                <w:rFonts w:eastAsia="標楷體"/>
                 <w:color w:val="000000" w:themeColor="text1"/>
                 <w:sz w:val="28"/>
               </w:rPr>
@@ -4074,7 +3783,7 @@
             </w:r>
             <w:r>
               <w:rPr>
-                <w:rFonts w:ascii="標楷體" w:eastAsia="標楷體" w:hAnsi="標楷體" w:hint="eastAsia"/>
+                <w:rFonts w:eastAsia="標楷體"/>
                 <w:color w:val="000000" w:themeColor="text1"/>
                 <w:sz w:val="28"/>
               </w:rPr>
@@ -4082,7 +3791,7 @@
             </w:r>
             <w:r>
               <w:rPr>
-                <w:rFonts w:ascii="標楷體" w:eastAsia="標楷體" w:hAnsi="標楷體"/>
+                <w:rFonts w:eastAsia="標楷體"/>
                 <w:color w:val="000000" w:themeColor="text1"/>
                 <w:sz w:val="28"/>
               </w:rPr>
@@ -4090,15 +3799,23 @@
             </w:r>
             <w:r>
               <w:rPr>
-                <w:rFonts w:ascii="標楷體" w:eastAsia="標楷體" w:hAnsi="標楷體" w:hint="eastAsia"/>
-                <w:color w:val="000000" w:themeColor="text1"/>
-                <w:sz w:val="28"/>
-              </w:rPr>
-              <w:t>(含</w:t>
-            </w:r>
-            <w:r>
-              <w:rPr>
-                <w:rFonts w:ascii="標楷體" w:eastAsia="標楷體" w:hAnsi="標楷體"/>
+                <w:rFonts w:eastAsia="標楷體"/>
+                <w:color w:val="000000" w:themeColor="text1"/>
+                <w:sz w:val="28"/>
+              </w:rPr>
+              <w:t>(</w:t>
+            </w:r>
+            <w:r>
+              <w:rPr>
+                <w:rFonts w:eastAsia="標楷體" w:hint="eastAsia"/>
+                <w:color w:val="000000" w:themeColor="text1"/>
+                <w:sz w:val="28"/>
+              </w:rPr>
+              <w:t>含</w:t>
+            </w:r>
+            <w:r>
+              <w:rPr>
+                <w:rFonts w:eastAsia="標楷體"/>
                 <w:color w:val="000000" w:themeColor="text1"/>
                 <w:sz w:val="28"/>
               </w:rPr>
@@ -4106,7 +3823,7 @@
             </w:r>
             <w:r>
               <w:rPr>
-                <w:rFonts w:ascii="標楷體" w:eastAsia="標楷體" w:hAnsi="標楷體" w:hint="eastAsia"/>
+                <w:rFonts w:eastAsia="標楷體"/>
                 <w:color w:val="000000" w:themeColor="text1"/>
                 <w:sz w:val="28"/>
               </w:rPr>
@@ -4114,7 +3831,7 @@
             </w:r>
             <w:r>
               <w:rPr>
-                <w:rFonts w:ascii="標楷體" w:eastAsia="標楷體" w:hAnsi="標楷體"/>
+                <w:rFonts w:eastAsia="標楷體"/>
                 <w:color w:val="000000" w:themeColor="text1"/>
                 <w:sz w:val="28"/>
               </w:rPr>
@@ -4129,7 +3846,6 @@
                 <w:rFonts w:eastAsia="標楷體"/>
                 <w:color w:val="000000" w:themeColor="text1"/>
                 <w:sz w:val="28"/>
-                <w:szCs w:val="28"/>
               </w:rPr>
             </w:pPr>
             <w:r>
@@ -4137,7 +3853,6 @@
                 <w:rFonts w:eastAsia="標楷體" w:hint="eastAsia"/>
                 <w:color w:val="000000" w:themeColor="text1"/>
                 <w:sz w:val="28"/>
-                <w:szCs w:val="28"/>
               </w:rPr>
               <w:t>工程地址：高雄市永安區鹽田里興達路</w:t>
             </w:r>
@@ -4146,7 +3861,6 @@
                 <w:rFonts w:eastAsia="標楷體"/>
                 <w:color w:val="000000" w:themeColor="text1"/>
                 <w:sz w:val="28"/>
-                <w:szCs w:val="28"/>
               </w:rPr>
               <w:t>6</w:t>
             </w:r>
@@ -4155,7 +3869,6 @@
                 <w:rFonts w:eastAsia="標楷體" w:hint="eastAsia"/>
                 <w:color w:val="000000" w:themeColor="text1"/>
                 <w:sz w:val="28"/>
-                <w:szCs w:val="28"/>
               </w:rPr>
               <w:t>號</w:t>
             </w:r>
@@ -4175,7 +3888,6 @@
                 <w:rFonts w:eastAsia="標楷體" w:hint="eastAsia"/>
                 <w:color w:val="000000" w:themeColor="text1"/>
                 <w:sz w:val="28"/>
-                <w:szCs w:val="28"/>
               </w:rPr>
               <w:t>施工期間：民國</w:t>
             </w:r>
@@ -4184,7 +3896,6 @@
                 <w:rFonts w:eastAsia="標楷體"/>
                 <w:color w:val="000000" w:themeColor="text1"/>
                 <w:sz w:val="28"/>
-                <w:szCs w:val="28"/>
               </w:rPr>
               <w:t xml:space="preserve">     </w:t>
             </w:r>
@@ -4193,7 +3904,6 @@
                 <w:rFonts w:eastAsia="標楷體" w:hint="eastAsia"/>
                 <w:color w:val="000000" w:themeColor="text1"/>
                 <w:sz w:val="28"/>
-                <w:szCs w:val="28"/>
               </w:rPr>
               <w:t>年</w:t>
             </w:r>
@@ -4202,7 +3912,6 @@
                 <w:rFonts w:eastAsia="標楷體"/>
                 <w:color w:val="000000" w:themeColor="text1"/>
                 <w:sz w:val="28"/>
-                <w:szCs w:val="28"/>
               </w:rPr>
               <w:t xml:space="preserve">    </w:t>
             </w:r>
@@ -4211,7 +3920,6 @@
                 <w:rFonts w:eastAsia="標楷體" w:hint="eastAsia"/>
                 <w:color w:val="000000" w:themeColor="text1"/>
                 <w:sz w:val="28"/>
-                <w:szCs w:val="28"/>
               </w:rPr>
               <w:t>月</w:t>
             </w:r>
@@ -4220,7 +3928,6 @@
                 <w:rFonts w:eastAsia="標楷體"/>
                 <w:color w:val="000000" w:themeColor="text1"/>
                 <w:sz w:val="28"/>
-                <w:szCs w:val="28"/>
               </w:rPr>
               <w:t xml:space="preserve">    </w:t>
             </w:r>
@@ -4229,7 +3936,6 @@
                 <w:rFonts w:eastAsia="標楷體" w:hint="eastAsia"/>
                 <w:color w:val="000000" w:themeColor="text1"/>
                 <w:sz w:val="28"/>
-                <w:szCs w:val="28"/>
               </w:rPr>
               <w:t>日～</w:t>
             </w:r>
@@ -4238,7 +3944,6 @@
                 <w:rFonts w:eastAsia="標楷體"/>
                 <w:color w:val="000000" w:themeColor="text1"/>
                 <w:sz w:val="28"/>
-                <w:szCs w:val="28"/>
               </w:rPr>
               <w:t xml:space="preserve">    </w:t>
             </w:r>
@@ -4247,7 +3952,6 @@
                 <w:rFonts w:eastAsia="標楷體" w:hint="eastAsia"/>
                 <w:color w:val="000000" w:themeColor="text1"/>
                 <w:sz w:val="28"/>
-                <w:szCs w:val="28"/>
               </w:rPr>
               <w:t>年</w:t>
             </w:r>
@@ -4256,7 +3960,6 @@
                 <w:rFonts w:eastAsia="標楷體"/>
                 <w:color w:val="000000" w:themeColor="text1"/>
                 <w:sz w:val="28"/>
-                <w:szCs w:val="28"/>
               </w:rPr>
               <w:t xml:space="preserve">    </w:t>
             </w:r>
@@ -4265,7 +3968,6 @@
                 <w:rFonts w:eastAsia="標楷體" w:hint="eastAsia"/>
                 <w:color w:val="000000" w:themeColor="text1"/>
                 <w:sz w:val="28"/>
-                <w:szCs w:val="28"/>
               </w:rPr>
               <w:t>月</w:t>
             </w:r>
@@ -4274,7 +3976,6 @@
                 <w:rFonts w:eastAsia="標楷體"/>
                 <w:color w:val="000000" w:themeColor="text1"/>
                 <w:sz w:val="28"/>
-                <w:szCs w:val="28"/>
               </w:rPr>
               <w:t xml:space="preserve">    </w:t>
             </w:r>
@@ -4283,7 +3984,6 @@
                 <w:rFonts w:eastAsia="標楷體" w:hint="eastAsia"/>
                 <w:color w:val="000000" w:themeColor="text1"/>
                 <w:sz w:val="28"/>
-                <w:szCs w:val="28"/>
               </w:rPr>
               <w:t>日</w:t>
             </w:r>
@@ -4304,6 +4004,7 @@
       </w:pPr>
       <w:r>
         <w:rPr>
+          <w:rFonts w:eastAsia="標楷體"/>
           <w:noProof/>
           <w:color w:val="000000" w:themeColor="text1"/>
         </w:rPr>
@@ -4413,7 +4114,7 @@
           </mc:Choice>
           <mc:Fallback>
             <w:pict>
-              <v:shape w14:anchorId="34739CB4" id="Text Box 2" o:spid="_x0000_s1027" type="#_x0000_t202" style="position:absolute;left:0;text-align:left;margin-left:313.85pt;margin-top:15.8pt;width:120pt;height:94.2pt;z-index:251758592;visibility:visible;mso-wrap-style:square;mso-width-percent:0;mso-height-percent:0;mso-wrap-distance-left:9pt;mso-wrap-distance-top:0;mso-wrap-distance-right:9pt;mso-wrap-distance-bottom:0;mso-position-horizontal:absolute;mso-position-horizontal-relative:text;mso-position-vertical:absolute;mso-position-vertical-relative:text;mso-width-percent:0;mso-height-percent:0;mso-width-relative:page;mso-height-relative:page;v-text-anchor:top" o:gfxdata="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" o:allowincell="f">
+              <v:shape w14:anchorId="34739CB4" id="Text Box 2" o:spid="_x0000_s1088" type="#_x0000_t202" style="position:absolute;left:0;text-align:left;margin-left:313.85pt;margin-top:15.8pt;width:120pt;height:94.2pt;z-index:251758592;visibility:visible;mso-wrap-style:square;mso-width-percent:0;mso-height-percent:0;mso-wrap-distance-left:9pt;mso-wrap-distance-top:0;mso-wrap-distance-right:9pt;mso-wrap-distance-bottom:0;mso-position-horizontal:absolute;mso-position-horizontal-relative:text;mso-position-vertical:absolute;mso-position-vertical-relative:text;mso-width-percent:0;mso-height-percent:0;mso-width-relative:page;mso-height-relative:page;v-text-anchor:top" o:gfxdata="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" o:allowincell="f">
                 <v:textbox>
                   <w:txbxContent>
                     <w:p>
@@ -4477,6 +4178,7 @@
       </w:pPr>
       <w:r>
         <w:rPr>
+          <w:rFonts w:eastAsia="標楷體"/>
           <w:noProof/>
           <w:color w:val="000000" w:themeColor="text1"/>
         </w:rPr>
@@ -4592,7 +4294,7 @@
           </mc:Choice>
           <mc:Fallback>
             <w:pict>
-              <v:shape w14:anchorId="4F29E819" id="Text Box 3" o:spid="_x0000_s1028" type="#_x0000_t202" style="position:absolute;left:0;text-align:left;margin-left:7.65pt;margin-top:17pt;width:58.85pt;height:55.9pt;z-index:251759616;visibility:visible;mso-wrap-style:square;mso-width-percent:0;mso-height-percent:0;mso-wrap-distance-left:9pt;mso-wrap-distance-top:0;mso-wrap-distance-right:9pt;mso-wrap-distance-bottom:0;mso-position-horizontal:right;mso-position-horizontal-relative:margin;mso-position-vertical:absolute;mso-position-vertical-relative:text;mso-width-percent:0;mso-height-percent:0;mso-width-relative:page;mso-height-relative:page;v-text-anchor:top" o:gfxdata="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" o:allowincell="f">
+              <v:shape w14:anchorId="4F29E819" id="_x0000_s1089" type="#_x0000_t202" style="position:absolute;left:0;text-align:left;margin-left:7.65pt;margin-top:17pt;width:58.85pt;height:55.9pt;z-index:251759616;visibility:visible;mso-wrap-style:square;mso-width-percent:0;mso-height-percent:0;mso-wrap-distance-left:9pt;mso-wrap-distance-top:0;mso-wrap-distance-right:9pt;mso-wrap-distance-bottom:0;mso-position-horizontal:right;mso-position-horizontal-relative:margin;mso-position-vertical:absolute;mso-position-vertical-relative:text;mso-width-percent:0;mso-height-percent:0;mso-width-relative:page;mso-height-relative:page;v-text-anchor:top" o:gfxdata="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" o:allowincell="f">
                 <v:textbox>
                   <w:txbxContent>
                     <w:p>
@@ -4732,7 +4434,7 @@
       </w:r>
       <w:r>
         <w:rPr>
-          <w:rFonts w:eastAsia="標楷體" w:hint="eastAsia"/>
+          <w:rFonts w:eastAsia="標楷體"/>
           <w:color w:val="000000" w:themeColor="text1"/>
           <w:sz w:val="28"/>
         </w:rPr>
@@ -4751,12 +4453,13 @@
       <w:pPr>
         <w:widowControl/>
         <w:rPr>
-          <w:rFonts w:ascii="標楷體" w:eastAsia="標楷體" w:hAnsi="標楷體"/>
+          <w:rFonts w:eastAsia="標楷體"/>
           <w:color w:val="000000" w:themeColor="text1"/>
         </w:rPr>
       </w:pPr>
       <w:r>
         <w:rPr>
+          <w:rFonts w:eastAsia="標楷體"/>
           <w:noProof/>
           <w:color w:val="000000" w:themeColor="text1"/>
         </w:rPr>
@@ -4868,7 +4571,7 @@
           </mc:Choice>
           <mc:Fallback>
             <w:pict>
-              <v:shape w14:anchorId="14FF860B" id="Text Box 4" o:spid="_x0000_s1029" type="#_x0000_t202" style="position:absolute;margin-left:22.55pt;margin-top:29.4pt;width:415.2pt;height:28.05pt;z-index:251842560;visibility:visible;mso-wrap-style:square;mso-width-percent:0;mso-height-percent:0;mso-wrap-distance-left:9pt;mso-wrap-distance-top:0;mso-wrap-distance-right:9pt;mso-wrap-distance-bottom:0;mso-position-horizontal:absolute;mso-position-horizontal-relative:text;mso-position-vertical:absolute;mso-position-vertical-relative:text;mso-width-percent:0;mso-height-percent:0;mso-width-relative:page;mso-height-relative:page;v-text-anchor:top" o:gfxdata="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" o:allowincell="f" stroked="f">
+              <v:shape w14:anchorId="14FF860B" id="_x0000_s1090" type="#_x0000_t202" style="position:absolute;margin-left:22.55pt;margin-top:29.4pt;width:415.2pt;height:28.05pt;z-index:251842560;visibility:visible;mso-wrap-style:square;mso-width-percent:0;mso-height-percent:0;mso-wrap-distance-left:9pt;mso-wrap-distance-top:0;mso-wrap-distance-right:9pt;mso-wrap-distance-bottom:0;mso-position-horizontal:absolute;mso-position-horizontal-relative:text;mso-position-vertical:absolute;mso-position-vertical-relative:text;mso-width-percent:0;mso-height-percent:0;mso-width-relative:page;mso-height-relative:page;v-text-anchor:top" o:gfxdata="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" o:allowincell="f" stroked="f">
                 <v:textbox>
                   <w:txbxContent>
                     <w:p>
@@ -4914,11 +4617,26 @@
           </mc:Fallback>
         </mc:AlternateContent>
       </w:r>
+      <w:r>
+        <w:rPr>
+          <w:rFonts w:eastAsia="標楷體"/>
+          <w:color w:val="000000" w:themeColor="text1"/>
+        </w:rPr>
+      </w:r>
+    </w:p>
+    <w:p>
+      <w:pPr>
+        <w:spacing w:after="120"/>
+        <w:jc w:val="both"/>
+        <w:rPr>
+          <w:rFonts w:eastAsia="標楷體"/>
+          <w:color w:val="000000" w:themeColor="text1"/>
+        </w:rPr>
+      </w:pPr>
     </w:p>
     <w:sectPr>
-      <w:headerReference w:type="default" r:id="rId8"/>
       <w:pgSz w:w="11907" w:h="16840" w:code="9"/>
-      <w:pgMar w:top="709" w:right="851" w:bottom="851" w:left="595" w:header="284" w:footer="731" w:gutter="397"/>
+      <w:pgMar w:top="709" w:right="851" w:bottom="851" w:left="595" w:header="283" w:footer="732" w:gutter="397"/>
       <w:cols w:space="425"/>
       <w:docGrid w:linePitch="360"/>
     </w:sectPr>
@@ -4942,6 +4660,9 @@
       </w:r>
     </w:p>
   </w:endnote>
+  <w:endnote w:type="continuationNotice" w:id="1">
+    <w:p/>
+  </w:endnote>
 </w:endnotes>
 </file>
 
@@ -4961,17 +4682,10 @@
       </w:r>
     </w:p>
   </w:footnote>
+  <w:footnote w:type="continuationNotice" w:id="1">
+    <w:p/>
+  </w:footnote>
 </w:footnotes>
-</file>
-
-<file path=word/header1.xml><?xml version="1.0" encoding="utf-8"?>
-<w:hdr xmlns:wpc="http://schemas.microsoft.com/office/word/2010/wordprocessingCanvas" xmlns:cx="http://schemas.microsoft.com/office/drawing/2014/chartex" xmlns:cx1="http://schemas.microsoft.com/office/drawing/2015/9/8/chartex" xmlns:cx2="http://schemas.microsoft.com/office/drawing/2015/10/21/chartex" xmlns:cx3="http://schemas.microsoft.com/office/drawing/2016/5/9/chartex" xmlns:cx4="http://schemas.microsoft.com/office/drawing/2016/5/10/chartex" xmlns:cx5="http://schemas.microsoft.com/office/drawing/2016/5/11/chartex" xmlns:cx6="http://schemas.microsoft.com/office/drawing/2016/5/12/chartex" xmlns:cx7="http://schemas.microsoft.com/office/drawing/2016/5/13/chartex" xmlns:cx8="http://schemas.microsoft.com/office/drawing/2016/5/14/chartex" xmlns:mc="http://schemas.openxmlformats.org/markup-compatibility/2006" xmlns:aink="http://schemas.microsoft.com/office/drawing/2016/ink" xmlns:am3d="http://schemas.microsoft.com/office/drawing/2017/model3d" xmlns:o="urn:schemas-microsoft-com:office:office" xmlns:oel="http://schemas.microsoft.com/office/2019/extlst" xmlns:r="http://schemas.openxmlformats.org/officeDocument/2006/relationships" xmlns:m="http://schemas.openxmlformats.org/officeDocument/2006/math" xmlns:v="urn:schemas-microsoft-com:vml" xmlns:wp14="http://schemas.microsoft.com/office/word/2010/wordprocessingDrawing" xmlns:wp="http://schemas.openxmlformats.org/drawingml/2006/wordprocessingDrawing" xmlns:w10="urn:schemas-microsoft-com:office:word" xmlns:w="http://schemas.openxmlformats.org/wordprocessingml/2006/main" xmlns:w14="http://schemas.microsoft.com/office/word/2010/wordml" xmlns:w15="http://schemas.microsoft.com/office/word/2012/wordml" xmlns:w16cex="http://schemas.microsoft.com/office/word/2018/wordml/cex" xmlns:w16cid="http://schemas.microsoft.com/office/word/2016/wordml/cid" xmlns:w16="http://schemas.microsoft.com/office/word/2018/wordml" xmlns:w16sdtdh="http://schemas.microsoft.com/office/word/2020/wordml/sdtdatahash" xmlns:w16se="http://schemas.microsoft.com/office/word/2015/wordml/symex" xmlns:wpg="http://schemas.microsoft.com/office/word/2010/wordprocessingGroup" xmlns:wpi="http://schemas.microsoft.com/office/word/2010/wordprocessingInk" xmlns:wne="http://schemas.microsoft.com/office/word/2006/wordml" xmlns:wps="http://schemas.microsoft.com/office/word/2010/wordprocessingShape" mc:Ignorable="w14 w15 w16se w16cid w16 w16cex w16sdtdh wp14">
-  <w:p>
-    <w:pPr>
-      <w:pStyle w:val="af7"/>
-    </w:pPr>
-  </w:p>
-</w:hdr>
 </file>
 
 <file path=word/numbering.xml><?xml version="1.0" encoding="utf-8"?>
@@ -4997,7 +4711,7 @@
         <v:path o:extrusionok="f" gradientshapeok="t" o:connecttype="rect"/>
         <o:lock v:ext="edit" aspectratio="t"/>
       </v:shapetype>
-      <v:shape id="_x0000_i1035" type="#_x0000_t75" style="width:11.4pt;height:11.4pt" o:bullet="t">
+      <v:shape id="_x0000_i1043" type="#_x0000_t75" style="width:11.25pt;height:11.25pt" o:bullet="t">
         <v:imagedata r:id="rId1" o:title="msoE1C5"/>
       </v:shape>
     </w:pict>
@@ -6729,6 +6443,96 @@
     </w:lvl>
   </w:abstractNum>
   <w:abstractNum w:abstractNumId="19" w15:restartNumberingAfterBreak="0">
+    <w:nsid w:val="22C3443D"/>
+    <w:multiLevelType w:val="hybridMultilevel"/>
+    <w:tmpl w:val="494A1FFA"/>
+    <w:lvl w:ilvl="0" w:tplc="5ED0A95C">
+      <w:start w:val="1"/>
+      <w:numFmt w:val="decimal"/>
+      <w:lvlText w:val="%1."/>
+      <w:lvlJc w:val="left"/>
+      <w:pPr>
+        <w:ind w:left="600" w:hanging="600"/>
+      </w:pPr>
+      <w:rPr>
+        <w:rFonts w:hint="eastAsia"/>
+        <w:b/>
+      </w:rPr>
+    </w:lvl>
+    <w:lvl w:ilvl="1" w:tplc="04090019" w:tentative="1">
+      <w:start w:val="1"/>
+      <w:numFmt w:val="ideographTraditional"/>
+      <w:lvlText w:val="%2、"/>
+      <w:lvlJc w:val="left"/>
+      <w:pPr>
+        <w:ind w:left="960" w:hanging="480"/>
+      </w:pPr>
+    </w:lvl>
+    <w:lvl w:ilvl="2" w:tplc="0409001B" w:tentative="1">
+      <w:start w:val="1"/>
+      <w:numFmt w:val="lowerRoman"/>
+      <w:lvlText w:val="%3."/>
+      <w:lvlJc w:val="right"/>
+      <w:pPr>
+        <w:ind w:left="1440" w:hanging="480"/>
+      </w:pPr>
+    </w:lvl>
+    <w:lvl w:ilvl="3" w:tplc="0409000F" w:tentative="1">
+      <w:start w:val="1"/>
+      <w:numFmt w:val="decimal"/>
+      <w:lvlText w:val="%4."/>
+      <w:lvlJc w:val="left"/>
+      <w:pPr>
+        <w:ind w:left="1920" w:hanging="480"/>
+      </w:pPr>
+    </w:lvl>
+    <w:lvl w:ilvl="4" w:tplc="04090019" w:tentative="1">
+      <w:start w:val="1"/>
+      <w:numFmt w:val="ideographTraditional"/>
+      <w:lvlText w:val="%5、"/>
+      <w:lvlJc w:val="left"/>
+      <w:pPr>
+        <w:ind w:left="2400" w:hanging="480"/>
+      </w:pPr>
+    </w:lvl>
+    <w:lvl w:ilvl="5" w:tplc="0409001B" w:tentative="1">
+      <w:start w:val="1"/>
+      <w:numFmt w:val="lowerRoman"/>
+      <w:lvlText w:val="%6."/>
+      <w:lvlJc w:val="right"/>
+      <w:pPr>
+        <w:ind w:left="2880" w:hanging="480"/>
+      </w:pPr>
+    </w:lvl>
+    <w:lvl w:ilvl="6" w:tplc="0409000F" w:tentative="1">
+      <w:start w:val="1"/>
+      <w:numFmt w:val="decimal"/>
+      <w:lvlText w:val="%7."/>
+      <w:lvlJc w:val="left"/>
+      <w:pPr>
+        <w:ind w:left="3360" w:hanging="480"/>
+      </w:pPr>
+    </w:lvl>
+    <w:lvl w:ilvl="7" w:tplc="04090019" w:tentative="1">
+      <w:start w:val="1"/>
+      <w:numFmt w:val="ideographTraditional"/>
+      <w:lvlText w:val="%8、"/>
+      <w:lvlJc w:val="left"/>
+      <w:pPr>
+        <w:ind w:left="3840" w:hanging="480"/>
+      </w:pPr>
+    </w:lvl>
+    <w:lvl w:ilvl="8" w:tplc="0409001B" w:tentative="1">
+      <w:start w:val="1"/>
+      <w:numFmt w:val="lowerRoman"/>
+      <w:lvlText w:val="%9."/>
+      <w:lvlJc w:val="right"/>
+      <w:pPr>
+        <w:ind w:left="4320" w:hanging="480"/>
+      </w:pPr>
+    </w:lvl>
+  </w:abstractNum>
+  <w:abstractNum w:abstractNumId="20" w15:restartNumberingAfterBreak="0">
     <w:nsid w:val="24E52728"/>
     <w:multiLevelType w:val="singleLevel"/>
     <w:tmpl w:val="74DA451A"/>
@@ -6748,7 +6552,7 @@
       </w:rPr>
     </w:lvl>
   </w:abstractNum>
-  <w:abstractNum w:abstractNumId="20" w15:restartNumberingAfterBreak="0">
+  <w:abstractNum w:abstractNumId="21" w15:restartNumberingAfterBreak="0">
     <w:nsid w:val="251265D8"/>
     <w:multiLevelType w:val="hybridMultilevel"/>
     <w:tmpl w:val="399692A4"/>
@@ -6864,7 +6668,96 @@
       </w:pPr>
     </w:lvl>
   </w:abstractNum>
-  <w:abstractNum w:abstractNumId="21" w15:restartNumberingAfterBreak="0">
+  <w:abstractNum w:abstractNumId="22" w15:restartNumberingAfterBreak="0">
+    <w:nsid w:val="280D246E"/>
+    <w:multiLevelType w:val="hybridMultilevel"/>
+    <w:tmpl w:val="893E9DF0"/>
+    <w:lvl w:ilvl="0" w:tplc="1602C91C">
+      <w:start w:val="6"/>
+      <w:numFmt w:val="taiwaneseCountingThousand"/>
+      <w:lvlText w:val="(%1)"/>
+      <w:lvlJc w:val="left"/>
+      <w:pPr>
+        <w:ind w:left="720" w:hanging="480"/>
+      </w:pPr>
+      <w:rPr>
+        <w:rFonts w:hint="eastAsia"/>
+      </w:rPr>
+    </w:lvl>
+    <w:lvl w:ilvl="1" w:tplc="04090019" w:tentative="1">
+      <w:start w:val="1"/>
+      <w:numFmt w:val="ideographTraditional"/>
+      <w:lvlText w:val="%2、"/>
+      <w:lvlJc w:val="left"/>
+      <w:pPr>
+        <w:ind w:left="960" w:hanging="480"/>
+      </w:pPr>
+    </w:lvl>
+    <w:lvl w:ilvl="2" w:tplc="0409001B" w:tentative="1">
+      <w:start w:val="1"/>
+      <w:numFmt w:val="lowerRoman"/>
+      <w:lvlText w:val="%3."/>
+      <w:lvlJc w:val="right"/>
+      <w:pPr>
+        <w:ind w:left="1440" w:hanging="480"/>
+      </w:pPr>
+    </w:lvl>
+    <w:lvl w:ilvl="3" w:tplc="0409000F" w:tentative="1">
+      <w:start w:val="1"/>
+      <w:numFmt w:val="decimal"/>
+      <w:lvlText w:val="%4."/>
+      <w:lvlJc w:val="left"/>
+      <w:pPr>
+        <w:ind w:left="1920" w:hanging="480"/>
+      </w:pPr>
+    </w:lvl>
+    <w:lvl w:ilvl="4" w:tplc="04090019" w:tentative="1">
+      <w:start w:val="1"/>
+      <w:numFmt w:val="ideographTraditional"/>
+      <w:lvlText w:val="%5、"/>
+      <w:lvlJc w:val="left"/>
+      <w:pPr>
+        <w:ind w:left="2400" w:hanging="480"/>
+      </w:pPr>
+    </w:lvl>
+    <w:lvl w:ilvl="5" w:tplc="0409001B" w:tentative="1">
+      <w:start w:val="1"/>
+      <w:numFmt w:val="lowerRoman"/>
+      <w:lvlText w:val="%6."/>
+      <w:lvlJc w:val="right"/>
+      <w:pPr>
+        <w:ind w:left="2880" w:hanging="480"/>
+      </w:pPr>
+    </w:lvl>
+    <w:lvl w:ilvl="6" w:tplc="0409000F" w:tentative="1">
+      <w:start w:val="1"/>
+      <w:numFmt w:val="decimal"/>
+      <w:lvlText w:val="%7."/>
+      <w:lvlJc w:val="left"/>
+      <w:pPr>
+        <w:ind w:left="3360" w:hanging="480"/>
+      </w:pPr>
+    </w:lvl>
+    <w:lvl w:ilvl="7" w:tplc="04090019" w:tentative="1">
+      <w:start w:val="1"/>
+      <w:numFmt w:val="ideographTraditional"/>
+      <w:lvlText w:val="%8、"/>
+      <w:lvlJc w:val="left"/>
+      <w:pPr>
+        <w:ind w:left="3840" w:hanging="480"/>
+      </w:pPr>
+    </w:lvl>
+    <w:lvl w:ilvl="8" w:tplc="0409001B" w:tentative="1">
+      <w:start w:val="1"/>
+      <w:numFmt w:val="lowerRoman"/>
+      <w:lvlText w:val="%9."/>
+      <w:lvlJc w:val="right"/>
+      <w:pPr>
+        <w:ind w:left="4320" w:hanging="480"/>
+      </w:pPr>
+    </w:lvl>
+  </w:abstractNum>
+  <w:abstractNum w:abstractNumId="23" w15:restartNumberingAfterBreak="0">
     <w:nsid w:val="2983433A"/>
     <w:multiLevelType w:val="hybridMultilevel"/>
     <w:tmpl w:val="B05C2B22"/>
@@ -6950,7 +6843,7 @@
       </w:pPr>
     </w:lvl>
   </w:abstractNum>
-  <w:abstractNum w:abstractNumId="22" w15:restartNumberingAfterBreak="0">
+  <w:abstractNum w:abstractNumId="24" w15:restartNumberingAfterBreak="0">
     <w:nsid w:val="2B383B12"/>
     <w:multiLevelType w:val="hybridMultilevel"/>
     <w:tmpl w:val="7592FA44"/>
@@ -7066,7 +6959,7 @@
       </w:pPr>
     </w:lvl>
   </w:abstractNum>
-  <w:abstractNum w:abstractNumId="23" w15:restartNumberingAfterBreak="0">
+  <w:abstractNum w:abstractNumId="25" w15:restartNumberingAfterBreak="0">
     <w:nsid w:val="2F382E66"/>
     <w:multiLevelType w:val="hybridMultilevel"/>
     <w:tmpl w:val="00587956"/>
@@ -7156,7 +7049,7 @@
       </w:pPr>
     </w:lvl>
   </w:abstractNum>
-  <w:abstractNum w:abstractNumId="24" w15:restartNumberingAfterBreak="0">
+  <w:abstractNum w:abstractNumId="26" w15:restartNumberingAfterBreak="0">
     <w:nsid w:val="301419CE"/>
     <w:multiLevelType w:val="hybridMultilevel"/>
     <w:tmpl w:val="A13E6368"/>
@@ -7280,7 +7173,7 @@
       </w:pPr>
     </w:lvl>
   </w:abstractNum>
-  <w:abstractNum w:abstractNumId="25" w15:restartNumberingAfterBreak="0">
+  <w:abstractNum w:abstractNumId="27" w15:restartNumberingAfterBreak="0">
     <w:nsid w:val="321B6533"/>
     <w:multiLevelType w:val="hybridMultilevel"/>
     <w:tmpl w:val="1B944A46"/>
@@ -7396,7 +7289,7 @@
       </w:pPr>
     </w:lvl>
   </w:abstractNum>
-  <w:abstractNum w:abstractNumId="26" w15:restartNumberingAfterBreak="0">
+  <w:abstractNum w:abstractNumId="28" w15:restartNumberingAfterBreak="0">
     <w:nsid w:val="386B24C9"/>
     <w:multiLevelType w:val="hybridMultilevel"/>
     <w:tmpl w:val="7C6CC628"/>
@@ -7487,7 +7380,7 @@
       </w:pPr>
     </w:lvl>
   </w:abstractNum>
-  <w:abstractNum w:abstractNumId="27" w15:restartNumberingAfterBreak="0">
+  <w:abstractNum w:abstractNumId="29" w15:restartNumberingAfterBreak="0">
     <w:nsid w:val="388A4EF6"/>
     <w:multiLevelType w:val="multilevel"/>
     <w:tmpl w:val="1848E9DE"/>
@@ -7580,7 +7473,7 @@
       </w:pPr>
     </w:lvl>
   </w:abstractNum>
-  <w:abstractNum w:abstractNumId="28" w15:restartNumberingAfterBreak="0">
+  <w:abstractNum w:abstractNumId="30" w15:restartNumberingAfterBreak="0">
     <w:nsid w:val="38EC624C"/>
     <w:multiLevelType w:val="hybridMultilevel"/>
     <w:tmpl w:val="8CFE7C86"/>
@@ -7669,7 +7562,147 @@
       </w:pPr>
     </w:lvl>
   </w:abstractNum>
-  <w:abstractNum w:abstractNumId="29" w15:restartNumberingAfterBreak="0">
+  <w:abstractNum w:abstractNumId="31" w15:restartNumberingAfterBreak="0">
+    <w:nsid w:val="3B1B37E1"/>
+    <w:multiLevelType w:val="hybridMultilevel"/>
+    <w:tmpl w:val="FC225698"/>
+    <w:lvl w:ilvl="0" w:tplc="7C9CEEFC">
+      <w:start w:val="1"/>
+      <w:numFmt w:val="bullet"/>
+      <w:lvlText w:val="※"/>
+      <w:lvlJc w:val="left"/>
+      <w:pPr>
+        <w:tabs>
+          <w:tab w:val="num" w:pos="360"/>
+        </w:tabs>
+        <w:ind w:left="360" w:hanging="360"/>
+      </w:pPr>
+      <w:rPr>
+        <w:rFonts w:ascii="標楷體" w:eastAsia="標楷體" w:hAnsi="標楷體" w:cs="Times New Roman" w:hint="eastAsia"/>
+      </w:rPr>
+    </w:lvl>
+    <w:lvl w:ilvl="1" w:tplc="04090003">
+      <w:start w:val="1"/>
+      <w:numFmt w:val="bullet"/>
+      <w:lvlText w:val=""/>
+      <w:lvlJc w:val="left"/>
+      <w:pPr>
+        <w:tabs>
+          <w:tab w:val="num" w:pos="960"/>
+        </w:tabs>
+        <w:ind w:left="960" w:hanging="480"/>
+      </w:pPr>
+      <w:rPr>
+        <w:rFonts w:ascii="Wingdings" w:hAnsi="Wingdings" w:hint="default"/>
+      </w:rPr>
+    </w:lvl>
+    <w:lvl w:ilvl="2" w:tplc="04090005">
+      <w:start w:val="1"/>
+      <w:numFmt w:val="bullet"/>
+      <w:lvlText w:val=""/>
+      <w:lvlJc w:val="left"/>
+      <w:pPr>
+        <w:tabs>
+          <w:tab w:val="num" w:pos="1440"/>
+        </w:tabs>
+        <w:ind w:left="1440" w:hanging="480"/>
+      </w:pPr>
+      <w:rPr>
+        <w:rFonts w:ascii="Wingdings" w:hAnsi="Wingdings" w:hint="default"/>
+      </w:rPr>
+    </w:lvl>
+    <w:lvl w:ilvl="3" w:tplc="04090001">
+      <w:start w:val="1"/>
+      <w:numFmt w:val="bullet"/>
+      <w:lvlText w:val=""/>
+      <w:lvlJc w:val="left"/>
+      <w:pPr>
+        <w:tabs>
+          <w:tab w:val="num" w:pos="1920"/>
+        </w:tabs>
+        <w:ind w:left="1920" w:hanging="480"/>
+      </w:pPr>
+      <w:rPr>
+        <w:rFonts w:ascii="Wingdings" w:hAnsi="Wingdings" w:hint="default"/>
+      </w:rPr>
+    </w:lvl>
+    <w:lvl w:ilvl="4" w:tplc="04090003">
+      <w:start w:val="1"/>
+      <w:numFmt w:val="bullet"/>
+      <w:lvlText w:val=""/>
+      <w:lvlJc w:val="left"/>
+      <w:pPr>
+        <w:tabs>
+          <w:tab w:val="num" w:pos="2400"/>
+        </w:tabs>
+        <w:ind w:left="2400" w:hanging="480"/>
+      </w:pPr>
+      <w:rPr>
+        <w:rFonts w:ascii="Wingdings" w:hAnsi="Wingdings" w:hint="default"/>
+      </w:rPr>
+    </w:lvl>
+    <w:lvl w:ilvl="5" w:tplc="04090005">
+      <w:start w:val="1"/>
+      <w:numFmt w:val="bullet"/>
+      <w:lvlText w:val=""/>
+      <w:lvlJc w:val="left"/>
+      <w:pPr>
+        <w:tabs>
+          <w:tab w:val="num" w:pos="2880"/>
+        </w:tabs>
+        <w:ind w:left="2880" w:hanging="480"/>
+      </w:pPr>
+      <w:rPr>
+        <w:rFonts w:ascii="Wingdings" w:hAnsi="Wingdings" w:hint="default"/>
+      </w:rPr>
+    </w:lvl>
+    <w:lvl w:ilvl="6" w:tplc="04090001">
+      <w:start w:val="1"/>
+      <w:numFmt w:val="bullet"/>
+      <w:lvlText w:val=""/>
+      <w:lvlJc w:val="left"/>
+      <w:pPr>
+        <w:tabs>
+          <w:tab w:val="num" w:pos="3360"/>
+        </w:tabs>
+        <w:ind w:left="3360" w:hanging="480"/>
+      </w:pPr>
+      <w:rPr>
+        <w:rFonts w:ascii="Wingdings" w:hAnsi="Wingdings" w:hint="default"/>
+      </w:rPr>
+    </w:lvl>
+    <w:lvl w:ilvl="7" w:tplc="04090003">
+      <w:start w:val="1"/>
+      <w:numFmt w:val="bullet"/>
+      <w:lvlText w:val=""/>
+      <w:lvlJc w:val="left"/>
+      <w:pPr>
+        <w:tabs>
+          <w:tab w:val="num" w:pos="3840"/>
+        </w:tabs>
+        <w:ind w:left="3840" w:hanging="480"/>
+      </w:pPr>
+      <w:rPr>
+        <w:rFonts w:ascii="Wingdings" w:hAnsi="Wingdings" w:hint="default"/>
+      </w:rPr>
+    </w:lvl>
+    <w:lvl w:ilvl="8" w:tplc="04090005">
+      <w:start w:val="1"/>
+      <w:numFmt w:val="bullet"/>
+      <w:lvlText w:val=""/>
+      <w:lvlJc w:val="left"/>
+      <w:pPr>
+        <w:tabs>
+          <w:tab w:val="num" w:pos="4320"/>
+        </w:tabs>
+        <w:ind w:left="4320" w:hanging="480"/>
+      </w:pPr>
+      <w:rPr>
+        <w:rFonts w:ascii="Wingdings" w:hAnsi="Wingdings" w:hint="default"/>
+      </w:rPr>
+    </w:lvl>
+  </w:abstractNum>
+  <w:abstractNum w:abstractNumId="32" w15:restartNumberingAfterBreak="0">
     <w:nsid w:val="3B211B80"/>
     <w:multiLevelType w:val="hybridMultilevel"/>
     <w:tmpl w:val="6B704878"/>
@@ -7758,7 +7791,7 @@
       </w:pPr>
     </w:lvl>
   </w:abstractNum>
-  <w:abstractNum w:abstractNumId="30" w15:restartNumberingAfterBreak="0">
+  <w:abstractNum w:abstractNumId="33" w15:restartNumberingAfterBreak="0">
     <w:nsid w:val="3BED37F4"/>
     <w:multiLevelType w:val="hybridMultilevel"/>
     <w:tmpl w:val="982AF3EC"/>
@@ -7847,7 +7880,7 @@
       </w:pPr>
     </w:lvl>
   </w:abstractNum>
-  <w:abstractNum w:abstractNumId="31" w15:restartNumberingAfterBreak="0">
+  <w:abstractNum w:abstractNumId="34" w15:restartNumberingAfterBreak="0">
     <w:nsid w:val="3CA36BCB"/>
     <w:multiLevelType w:val="hybridMultilevel"/>
     <w:tmpl w:val="65F62CC8"/>
@@ -7939,7 +7972,7 @@
       </w:pPr>
     </w:lvl>
   </w:abstractNum>
-  <w:abstractNum w:abstractNumId="32" w15:restartNumberingAfterBreak="0">
+  <w:abstractNum w:abstractNumId="35" w15:restartNumberingAfterBreak="0">
     <w:nsid w:val="3F14197C"/>
     <w:multiLevelType w:val="hybridMultilevel"/>
     <w:tmpl w:val="15E68AF8"/>
@@ -8053,7 +8086,7 @@
       </w:rPr>
     </w:lvl>
   </w:abstractNum>
-  <w:abstractNum w:abstractNumId="33" w15:restartNumberingAfterBreak="0">
+  <w:abstractNum w:abstractNumId="36" w15:restartNumberingAfterBreak="0">
     <w:nsid w:val="40ED7E36"/>
     <w:multiLevelType w:val="hybridMultilevel"/>
     <w:tmpl w:val="4878B304"/>
@@ -8142,7 +8175,7 @@
       </w:pPr>
     </w:lvl>
   </w:abstractNum>
-  <w:abstractNum w:abstractNumId="34" w15:restartNumberingAfterBreak="0">
+  <w:abstractNum w:abstractNumId="37" w15:restartNumberingAfterBreak="0">
     <w:nsid w:val="41935A4F"/>
     <w:multiLevelType w:val="hybridMultilevel"/>
     <w:tmpl w:val="DCF689F4"/>
@@ -8231,7 +8264,7 @@
       </w:pPr>
     </w:lvl>
   </w:abstractNum>
-  <w:abstractNum w:abstractNumId="35" w15:restartNumberingAfterBreak="0">
+  <w:abstractNum w:abstractNumId="38" w15:restartNumberingAfterBreak="0">
     <w:nsid w:val="455D37DA"/>
     <w:multiLevelType w:val="hybridMultilevel"/>
     <w:tmpl w:val="8182F490"/>
@@ -8322,7 +8355,7 @@
       </w:pPr>
     </w:lvl>
   </w:abstractNum>
-  <w:abstractNum w:abstractNumId="36" w15:restartNumberingAfterBreak="0">
+  <w:abstractNum w:abstractNumId="39" w15:restartNumberingAfterBreak="0">
     <w:nsid w:val="489E131F"/>
     <w:multiLevelType w:val="singleLevel"/>
     <w:tmpl w:val="5ED0A95C"/>
@@ -8342,7 +8375,7 @@
       </w:rPr>
     </w:lvl>
   </w:abstractNum>
-  <w:abstractNum w:abstractNumId="37" w15:restartNumberingAfterBreak="0">
+  <w:abstractNum w:abstractNumId="40" w15:restartNumberingAfterBreak="0">
     <w:nsid w:val="48BD50CB"/>
     <w:multiLevelType w:val="hybridMultilevel"/>
     <w:tmpl w:val="7EF4FE28"/>
@@ -8431,7 +8464,7 @@
       </w:pPr>
     </w:lvl>
   </w:abstractNum>
-  <w:abstractNum w:abstractNumId="38" w15:restartNumberingAfterBreak="0">
+  <w:abstractNum w:abstractNumId="41" w15:restartNumberingAfterBreak="0">
     <w:nsid w:val="4AD22E57"/>
     <w:multiLevelType w:val="hybridMultilevel"/>
     <w:tmpl w:val="65F62CC8"/>
@@ -8523,7 +8556,7 @@
       </w:pPr>
     </w:lvl>
   </w:abstractNum>
-  <w:abstractNum w:abstractNumId="39" w15:restartNumberingAfterBreak="0">
+  <w:abstractNum w:abstractNumId="42" w15:restartNumberingAfterBreak="0">
     <w:nsid w:val="4B360CB3"/>
     <w:multiLevelType w:val="hybridMultilevel"/>
     <w:tmpl w:val="DCF689F4"/>
@@ -8612,7 +8645,7 @@
       </w:pPr>
     </w:lvl>
   </w:abstractNum>
-  <w:abstractNum w:abstractNumId="40" w15:restartNumberingAfterBreak="0">
+  <w:abstractNum w:abstractNumId="43" w15:restartNumberingAfterBreak="0">
     <w:nsid w:val="4D3531D8"/>
     <w:multiLevelType w:val="hybridMultilevel"/>
     <w:tmpl w:val="76FE925E"/>
@@ -8753,7 +8786,7 @@
       </w:rPr>
     </w:lvl>
   </w:abstractNum>
-  <w:abstractNum w:abstractNumId="41" w15:restartNumberingAfterBreak="0">
+  <w:abstractNum w:abstractNumId="44" w15:restartNumberingAfterBreak="0">
     <w:nsid w:val="4F801EAD"/>
     <w:multiLevelType w:val="hybridMultilevel"/>
     <w:tmpl w:val="072ED336"/>
@@ -8839,11 +8872,11 @@
       </w:pPr>
     </w:lvl>
   </w:abstractNum>
-  <w:abstractNum w:abstractNumId="42" w15:restartNumberingAfterBreak="0">
+  <w:abstractNum w:abstractNumId="45" w15:restartNumberingAfterBreak="0">
     <w:nsid w:val="515D2019"/>
     <w:multiLevelType w:val="hybridMultilevel"/>
-    <w:tmpl w:val="8BBC24B4"/>
-    <w:lvl w:ilvl="0" w:tplc="807ECC26">
+    <w:tmpl w:val="C36453A6"/>
+    <w:lvl w:ilvl="0" w:tplc="955A0530">
       <w:start w:val="1"/>
       <w:numFmt w:val="decimal"/>
       <w:lvlText w:val="%1."/>
@@ -8853,7 +8886,7 @@
       </w:pPr>
       <w:rPr>
         <w:rFonts w:hint="default"/>
-        <w:color w:val="FF0000"/>
+        <w:color w:val="auto"/>
       </w:rPr>
     </w:lvl>
     <w:lvl w:ilvl="1" w:tplc="04090019" w:tentative="1">
@@ -8929,7 +8962,7 @@
       </w:pPr>
     </w:lvl>
   </w:abstractNum>
-  <w:abstractNum w:abstractNumId="43" w15:restartNumberingAfterBreak="0">
+  <w:abstractNum w:abstractNumId="46" w15:restartNumberingAfterBreak="0">
     <w:nsid w:val="532504FF"/>
     <w:multiLevelType w:val="hybridMultilevel"/>
     <w:tmpl w:val="DCF689F4"/>
@@ -9018,7 +9051,7 @@
       </w:pPr>
     </w:lvl>
   </w:abstractNum>
-  <w:abstractNum w:abstractNumId="44" w15:restartNumberingAfterBreak="0">
+  <w:abstractNum w:abstractNumId="47" w15:restartNumberingAfterBreak="0">
     <w:nsid w:val="536811BF"/>
     <w:multiLevelType w:val="hybridMultilevel"/>
     <w:tmpl w:val="6F58FE96"/>
@@ -9107,7 +9140,7 @@
       </w:pPr>
     </w:lvl>
   </w:abstractNum>
-  <w:abstractNum w:abstractNumId="45" w15:restartNumberingAfterBreak="0">
+  <w:abstractNum w:abstractNumId="48" w15:restartNumberingAfterBreak="0">
     <w:nsid w:val="536F0229"/>
     <w:multiLevelType w:val="hybridMultilevel"/>
     <w:tmpl w:val="BDB2F76E"/>
@@ -9223,7 +9256,7 @@
       </w:pPr>
     </w:lvl>
   </w:abstractNum>
-  <w:abstractNum w:abstractNumId="46" w15:restartNumberingAfterBreak="0">
+  <w:abstractNum w:abstractNumId="49" w15:restartNumberingAfterBreak="0">
     <w:nsid w:val="537447CD"/>
     <w:multiLevelType w:val="hybridMultilevel"/>
     <w:tmpl w:val="DCF689F4"/>
@@ -9312,19 +9345,134 @@
       </w:pPr>
     </w:lvl>
   </w:abstractNum>
-  <w:abstractNum w:abstractNumId="47" w15:restartNumberingAfterBreak="0">
+  <w:abstractNum w:abstractNumId="50" w15:restartNumberingAfterBreak="0">
+    <w:nsid w:val="538E2664"/>
+    <w:multiLevelType w:val="hybridMultilevel"/>
+    <w:tmpl w:val="B07CFA7E"/>
+    <w:lvl w:ilvl="0" w:tplc="7D46806A">
+      <w:start w:val="1"/>
+      <w:numFmt w:val="taiwaneseCountingThousand"/>
+      <w:lvlText w:val="%1、"/>
+      <w:lvlJc w:val="left"/>
+      <w:pPr>
+        <w:tabs>
+          <w:tab w:val="num" w:pos="480"/>
+        </w:tabs>
+        <w:ind w:left="480" w:hanging="480"/>
+      </w:pPr>
+      <w:rPr>
+        <w:sz w:val="28"/>
+        <w:szCs w:val="28"/>
+      </w:rPr>
+    </w:lvl>
+    <w:lvl w:ilvl="1" w:tplc="04090019">
+      <w:start w:val="1"/>
+      <w:numFmt w:val="ideographTraditional"/>
+      <w:lvlText w:val="%2、"/>
+      <w:lvlJc w:val="left"/>
+      <w:pPr>
+        <w:tabs>
+          <w:tab w:val="num" w:pos="960"/>
+        </w:tabs>
+        <w:ind w:left="960" w:hanging="480"/>
+      </w:pPr>
+    </w:lvl>
+    <w:lvl w:ilvl="2" w:tplc="0409001B">
+      <w:start w:val="1"/>
+      <w:numFmt w:val="lowerRoman"/>
+      <w:lvlText w:val="%3."/>
+      <w:lvlJc w:val="right"/>
+      <w:pPr>
+        <w:tabs>
+          <w:tab w:val="num" w:pos="1440"/>
+        </w:tabs>
+        <w:ind w:left="1440" w:hanging="480"/>
+      </w:pPr>
+    </w:lvl>
+    <w:lvl w:ilvl="3" w:tplc="0409000F">
+      <w:start w:val="1"/>
+      <w:numFmt w:val="decimal"/>
+      <w:lvlText w:val="%4."/>
+      <w:lvlJc w:val="left"/>
+      <w:pPr>
+        <w:tabs>
+          <w:tab w:val="num" w:pos="1920"/>
+        </w:tabs>
+        <w:ind w:left="1920" w:hanging="480"/>
+      </w:pPr>
+    </w:lvl>
+    <w:lvl w:ilvl="4" w:tplc="04090019">
+      <w:start w:val="1"/>
+      <w:numFmt w:val="ideographTraditional"/>
+      <w:lvlText w:val="%5、"/>
+      <w:lvlJc w:val="left"/>
+      <w:pPr>
+        <w:tabs>
+          <w:tab w:val="num" w:pos="2400"/>
+        </w:tabs>
+        <w:ind w:left="2400" w:hanging="480"/>
+      </w:pPr>
+    </w:lvl>
+    <w:lvl w:ilvl="5" w:tplc="0409001B">
+      <w:start w:val="1"/>
+      <w:numFmt w:val="lowerRoman"/>
+      <w:lvlText w:val="%6."/>
+      <w:lvlJc w:val="right"/>
+      <w:pPr>
+        <w:tabs>
+          <w:tab w:val="num" w:pos="2880"/>
+        </w:tabs>
+        <w:ind w:left="2880" w:hanging="480"/>
+      </w:pPr>
+    </w:lvl>
+    <w:lvl w:ilvl="6" w:tplc="0409000F">
+      <w:start w:val="1"/>
+      <w:numFmt w:val="decimal"/>
+      <w:lvlText w:val="%7."/>
+      <w:lvlJc w:val="left"/>
+      <w:pPr>
+        <w:tabs>
+          <w:tab w:val="num" w:pos="3360"/>
+        </w:tabs>
+        <w:ind w:left="3360" w:hanging="480"/>
+      </w:pPr>
+    </w:lvl>
+    <w:lvl w:ilvl="7" w:tplc="04090019">
+      <w:start w:val="1"/>
+      <w:numFmt w:val="ideographTraditional"/>
+      <w:lvlText w:val="%8、"/>
+      <w:lvlJc w:val="left"/>
+      <w:pPr>
+        <w:tabs>
+          <w:tab w:val="num" w:pos="3840"/>
+        </w:tabs>
+        <w:ind w:left="3840" w:hanging="480"/>
+      </w:pPr>
+    </w:lvl>
+    <w:lvl w:ilvl="8" w:tplc="0409001B">
+      <w:start w:val="1"/>
+      <w:numFmt w:val="lowerRoman"/>
+      <w:lvlText w:val="%9."/>
+      <w:lvlJc w:val="right"/>
+      <w:pPr>
+        <w:tabs>
+          <w:tab w:val="num" w:pos="4320"/>
+        </w:tabs>
+        <w:ind w:left="4320" w:hanging="480"/>
+      </w:pPr>
+    </w:lvl>
+  </w:abstractNum>
+  <w:abstractNum w:abstractNumId="51" w15:restartNumberingAfterBreak="0">
     <w:nsid w:val="541E4EF2"/>
     <w:multiLevelType w:val="singleLevel"/>
-    <w:tmpl w:val="E56CFA1A"/>
+    <w:tmpl w:val="A86470E6"/>
     <w:lvl w:ilvl="0">
       <w:start w:val="1"/>
       <w:numFmt w:val="taiwaneseCountingThousand"/>
+      <w:suff w:val="nothing"/>
       <w:lvlText w:val="%1、"/>
       <w:lvlJc w:val="left"/>
       <w:pPr>
-        <w:tabs>
-          <w:tab w:val="num" w:pos="480"/>
-        </w:tabs>
         <w:ind w:left="480" w:hanging="480"/>
       </w:pPr>
       <w:rPr>
@@ -9332,7 +9480,7 @@
       </w:rPr>
     </w:lvl>
   </w:abstractNum>
-  <w:abstractNum w:abstractNumId="48" w15:restartNumberingAfterBreak="0">
+  <w:abstractNum w:abstractNumId="52" w15:restartNumberingAfterBreak="0">
     <w:nsid w:val="55607F23"/>
     <w:multiLevelType w:val="hybridMultilevel"/>
     <w:tmpl w:val="C144C364"/>
@@ -9421,7 +9569,7 @@
       </w:pPr>
     </w:lvl>
   </w:abstractNum>
-  <w:abstractNum w:abstractNumId="49" w15:restartNumberingAfterBreak="0">
+  <w:abstractNum w:abstractNumId="53" w15:restartNumberingAfterBreak="0">
     <w:nsid w:val="57F10696"/>
     <w:multiLevelType w:val="hybridMultilevel"/>
     <w:tmpl w:val="1B944A46"/>
@@ -9537,7 +9685,7 @@
       </w:pPr>
     </w:lvl>
   </w:abstractNum>
-  <w:abstractNum w:abstractNumId="50" w15:restartNumberingAfterBreak="0">
+  <w:abstractNum w:abstractNumId="54" w15:restartNumberingAfterBreak="0">
     <w:nsid w:val="5AA23888"/>
     <w:multiLevelType w:val="hybridMultilevel"/>
     <w:tmpl w:val="03C63550"/>
@@ -9623,7 +9771,7 @@
       </w:pPr>
     </w:lvl>
   </w:abstractNum>
-  <w:abstractNum w:abstractNumId="51" w15:restartNumberingAfterBreak="0">
+  <w:abstractNum w:abstractNumId="55" w15:restartNumberingAfterBreak="0">
     <w:nsid w:val="5BCA2E40"/>
     <w:multiLevelType w:val="hybridMultilevel"/>
     <w:tmpl w:val="2E8C052C"/>
@@ -9712,7 +9860,7 @@
       </w:pPr>
     </w:lvl>
   </w:abstractNum>
-  <w:abstractNum w:abstractNumId="52" w15:restartNumberingAfterBreak="0">
+  <w:abstractNum w:abstractNumId="56" w15:restartNumberingAfterBreak="0">
     <w:nsid w:val="5CB6761F"/>
     <w:multiLevelType w:val="hybridMultilevel"/>
     <w:tmpl w:val="3E56FDB0"/>
@@ -9802,7 +9950,7 @@
       </w:pPr>
     </w:lvl>
   </w:abstractNum>
-  <w:abstractNum w:abstractNumId="53" w15:restartNumberingAfterBreak="0">
+  <w:abstractNum w:abstractNumId="57" w15:restartNumberingAfterBreak="0">
     <w:nsid w:val="5D8B5BB4"/>
     <w:multiLevelType w:val="hybridMultilevel"/>
     <w:tmpl w:val="B3265FA2"/>
@@ -9917,7 +10065,7 @@
       </w:rPr>
     </w:lvl>
   </w:abstractNum>
-  <w:abstractNum w:abstractNumId="54" w15:restartNumberingAfterBreak="0">
+  <w:abstractNum w:abstractNumId="58" w15:restartNumberingAfterBreak="0">
     <w:nsid w:val="5F4D5249"/>
     <w:multiLevelType w:val="hybridMultilevel"/>
     <w:tmpl w:val="DF9A9100"/>
@@ -10034,7 +10182,7 @@
       </w:pPr>
     </w:lvl>
   </w:abstractNum>
-  <w:abstractNum w:abstractNumId="55" w15:restartNumberingAfterBreak="0">
+  <w:abstractNum w:abstractNumId="59" w15:restartNumberingAfterBreak="0">
     <w:nsid w:val="5F644DB1"/>
     <w:multiLevelType w:val="hybridMultilevel"/>
     <w:tmpl w:val="A6906EDE"/>
@@ -10149,7 +10297,7 @@
       </w:rPr>
     </w:lvl>
   </w:abstractNum>
-  <w:abstractNum w:abstractNumId="56" w15:restartNumberingAfterBreak="0">
+  <w:abstractNum w:abstractNumId="60" w15:restartNumberingAfterBreak="0">
     <w:nsid w:val="61CB62B5"/>
     <w:multiLevelType w:val="hybridMultilevel"/>
     <w:tmpl w:val="DCF689F4"/>
@@ -10238,7 +10386,96 @@
       </w:pPr>
     </w:lvl>
   </w:abstractNum>
-  <w:abstractNum w:abstractNumId="57" w15:restartNumberingAfterBreak="0">
+  <w:abstractNum w:abstractNumId="61" w15:restartNumberingAfterBreak="0">
+    <w:nsid w:val="66E47415"/>
+    <w:multiLevelType w:val="hybridMultilevel"/>
+    <w:tmpl w:val="3F3EA072"/>
+    <w:lvl w:ilvl="0" w:tplc="5E88FD5C">
+      <w:start w:val="1"/>
+      <w:numFmt w:val="taiwaneseCountingThousand"/>
+      <w:lvlText w:val="(%1)"/>
+      <w:lvlJc w:val="left"/>
+      <w:pPr>
+        <w:ind w:left="720" w:hanging="480"/>
+      </w:pPr>
+      <w:rPr>
+        <w:rFonts w:hint="eastAsia"/>
+      </w:rPr>
+    </w:lvl>
+    <w:lvl w:ilvl="1" w:tplc="04090019" w:tentative="1">
+      <w:start w:val="1"/>
+      <w:numFmt w:val="ideographTraditional"/>
+      <w:lvlText w:val="%2、"/>
+      <w:lvlJc w:val="left"/>
+      <w:pPr>
+        <w:ind w:left="1200" w:hanging="480"/>
+      </w:pPr>
+    </w:lvl>
+    <w:lvl w:ilvl="2" w:tplc="0409001B" w:tentative="1">
+      <w:start w:val="1"/>
+      <w:numFmt w:val="lowerRoman"/>
+      <w:lvlText w:val="%3."/>
+      <w:lvlJc w:val="right"/>
+      <w:pPr>
+        <w:ind w:left="1680" w:hanging="480"/>
+      </w:pPr>
+    </w:lvl>
+    <w:lvl w:ilvl="3" w:tplc="0409000F" w:tentative="1">
+      <w:start w:val="1"/>
+      <w:numFmt w:val="decimal"/>
+      <w:lvlText w:val="%4."/>
+      <w:lvlJc w:val="left"/>
+      <w:pPr>
+        <w:ind w:left="2160" w:hanging="480"/>
+      </w:pPr>
+    </w:lvl>
+    <w:lvl w:ilvl="4" w:tplc="04090019" w:tentative="1">
+      <w:start w:val="1"/>
+      <w:numFmt w:val="ideographTraditional"/>
+      <w:lvlText w:val="%5、"/>
+      <w:lvlJc w:val="left"/>
+      <w:pPr>
+        <w:ind w:left="2640" w:hanging="480"/>
+      </w:pPr>
+    </w:lvl>
+    <w:lvl w:ilvl="5" w:tplc="0409001B" w:tentative="1">
+      <w:start w:val="1"/>
+      <w:numFmt w:val="lowerRoman"/>
+      <w:lvlText w:val="%6."/>
+      <w:lvlJc w:val="right"/>
+      <w:pPr>
+        <w:ind w:left="3120" w:hanging="480"/>
+      </w:pPr>
+    </w:lvl>
+    <w:lvl w:ilvl="6" w:tplc="0409000F" w:tentative="1">
+      <w:start w:val="1"/>
+      <w:numFmt w:val="decimal"/>
+      <w:lvlText w:val="%7."/>
+      <w:lvlJc w:val="left"/>
+      <w:pPr>
+        <w:ind w:left="3600" w:hanging="480"/>
+      </w:pPr>
+    </w:lvl>
+    <w:lvl w:ilvl="7" w:tplc="04090019" w:tentative="1">
+      <w:start w:val="1"/>
+      <w:numFmt w:val="ideographTraditional"/>
+      <w:lvlText w:val="%8、"/>
+      <w:lvlJc w:val="left"/>
+      <w:pPr>
+        <w:ind w:left="4080" w:hanging="480"/>
+      </w:pPr>
+    </w:lvl>
+    <w:lvl w:ilvl="8" w:tplc="0409001B" w:tentative="1">
+      <w:start w:val="1"/>
+      <w:numFmt w:val="lowerRoman"/>
+      <w:lvlText w:val="%9."/>
+      <w:lvlJc w:val="right"/>
+      <w:pPr>
+        <w:ind w:left="4560" w:hanging="480"/>
+      </w:pPr>
+    </w:lvl>
+  </w:abstractNum>
+  <w:abstractNum w:abstractNumId="62" w15:restartNumberingAfterBreak="0">
     <w:nsid w:val="67C95A70"/>
     <w:multiLevelType w:val="multilevel"/>
     <w:tmpl w:val="870A2A9A"/>
@@ -10327,7 +10564,7 @@
       </w:pPr>
     </w:lvl>
   </w:abstractNum>
-  <w:abstractNum w:abstractNumId="58" w15:restartNumberingAfterBreak="0">
+  <w:abstractNum w:abstractNumId="63" w15:restartNumberingAfterBreak="0">
     <w:nsid w:val="68BA67E2"/>
     <w:multiLevelType w:val="hybridMultilevel"/>
     <w:tmpl w:val="244E2C38"/>
@@ -10416,7 +10653,7 @@
       </w:pPr>
     </w:lvl>
   </w:abstractNum>
-  <w:abstractNum w:abstractNumId="59" w15:restartNumberingAfterBreak="0">
+  <w:abstractNum w:abstractNumId="64" w15:restartNumberingAfterBreak="0">
     <w:nsid w:val="6A865A0D"/>
     <w:multiLevelType w:val="hybridMultilevel"/>
     <w:tmpl w:val="7442675E"/>
@@ -10505,7 +10742,7 @@
       </w:pPr>
     </w:lvl>
   </w:abstractNum>
-  <w:abstractNum w:abstractNumId="60" w15:restartNumberingAfterBreak="0">
+  <w:abstractNum w:abstractNumId="65" w15:restartNumberingAfterBreak="0">
     <w:nsid w:val="6B0571AA"/>
     <w:multiLevelType w:val="hybridMultilevel"/>
     <w:tmpl w:val="79EE36BC"/>
@@ -10621,7 +10858,7 @@
       </w:pPr>
     </w:lvl>
   </w:abstractNum>
-  <w:abstractNum w:abstractNumId="61" w15:restartNumberingAfterBreak="0">
+  <w:abstractNum w:abstractNumId="66" w15:restartNumberingAfterBreak="0">
     <w:nsid w:val="6C1F3FD5"/>
     <w:multiLevelType w:val="hybridMultilevel"/>
     <w:tmpl w:val="C692485C"/>
@@ -10737,7 +10974,7 @@
       </w:pPr>
     </w:lvl>
   </w:abstractNum>
-  <w:abstractNum w:abstractNumId="62" w15:restartNumberingAfterBreak="0">
+  <w:abstractNum w:abstractNumId="67" w15:restartNumberingAfterBreak="0">
     <w:nsid w:val="6C9D0E84"/>
     <w:multiLevelType w:val="hybridMultilevel"/>
     <w:tmpl w:val="B05C2B22"/>
@@ -10823,7 +11060,7 @@
       </w:pPr>
     </w:lvl>
   </w:abstractNum>
-  <w:abstractNum w:abstractNumId="63" w15:restartNumberingAfterBreak="0">
+  <w:abstractNum w:abstractNumId="68" w15:restartNumberingAfterBreak="0">
     <w:nsid w:val="70E4294E"/>
     <w:multiLevelType w:val="hybridMultilevel"/>
     <w:tmpl w:val="21CA86EC"/>
@@ -10939,7 +11176,7 @@
       </w:pPr>
     </w:lvl>
   </w:abstractNum>
-  <w:abstractNum w:abstractNumId="64" w15:restartNumberingAfterBreak="0">
+  <w:abstractNum w:abstractNumId="69" w15:restartNumberingAfterBreak="0">
     <w:nsid w:val="73042D5E"/>
     <w:multiLevelType w:val="hybridMultilevel"/>
     <w:tmpl w:val="1B944A46"/>
@@ -11055,7 +11292,7 @@
       </w:pPr>
     </w:lvl>
   </w:abstractNum>
-  <w:abstractNum w:abstractNumId="65" w15:restartNumberingAfterBreak="0">
+  <w:abstractNum w:abstractNumId="70" w15:restartNumberingAfterBreak="0">
     <w:nsid w:val="76BB2B30"/>
     <w:multiLevelType w:val="hybridMultilevel"/>
     <w:tmpl w:val="165AC012"/>
@@ -11168,7 +11405,7 @@
       </w:rPr>
     </w:lvl>
   </w:abstractNum>
-  <w:abstractNum w:abstractNumId="66" w15:restartNumberingAfterBreak="0">
+  <w:abstractNum w:abstractNumId="71" w15:restartNumberingAfterBreak="0">
     <w:nsid w:val="77670589"/>
     <w:multiLevelType w:val="hybridMultilevel"/>
     <w:tmpl w:val="3EDA81A0"/>
@@ -11257,7 +11494,7 @@
       </w:pPr>
     </w:lvl>
   </w:abstractNum>
-  <w:abstractNum w:abstractNumId="67" w15:restartNumberingAfterBreak="0">
+  <w:abstractNum w:abstractNumId="72" w15:restartNumberingAfterBreak="0">
     <w:nsid w:val="7D920C24"/>
     <w:multiLevelType w:val="hybridMultilevel"/>
     <w:tmpl w:val="F560009A"/>
@@ -11344,40 +11581,40 @@
     </w:lvl>
   </w:abstractNum>
   <w:num w:numId="1" w16cid:durableId="175653044">
-    <w:abstractNumId w:val="47"/>
+    <w:abstractNumId w:val="51"/>
   </w:num>
   <w:num w:numId="2" w16cid:durableId="1193373969">
     <w:abstractNumId w:val="10"/>
   </w:num>
   <w:num w:numId="3" w16cid:durableId="507256770">
-    <w:abstractNumId w:val="19"/>
+    <w:abstractNumId w:val="20"/>
   </w:num>
   <w:num w:numId="4" w16cid:durableId="2037727094">
-    <w:abstractNumId w:val="36"/>
+    <w:abstractNumId w:val="39"/>
   </w:num>
   <w:num w:numId="5" w16cid:durableId="2048723498">
-    <w:abstractNumId w:val="49"/>
+    <w:abstractNumId w:val="53"/>
   </w:num>
   <w:num w:numId="6" w16cid:durableId="591671294">
-    <w:abstractNumId w:val="60"/>
+    <w:abstractNumId w:val="65"/>
   </w:num>
   <w:num w:numId="7" w16cid:durableId="1147629086">
-    <w:abstractNumId w:val="22"/>
+    <w:abstractNumId w:val="24"/>
   </w:num>
   <w:num w:numId="8" w16cid:durableId="610164983">
-    <w:abstractNumId w:val="54"/>
+    <w:abstractNumId w:val="58"/>
   </w:num>
   <w:num w:numId="9" w16cid:durableId="242955285">
     <w:abstractNumId w:val="18"/>
   </w:num>
   <w:num w:numId="10" w16cid:durableId="1082988873">
-    <w:abstractNumId w:val="45"/>
+    <w:abstractNumId w:val="48"/>
   </w:num>
   <w:num w:numId="11" w16cid:durableId="1802380794">
-    <w:abstractNumId w:val="61"/>
+    <w:abstractNumId w:val="66"/>
   </w:num>
   <w:num w:numId="12" w16cid:durableId="149953142">
-    <w:abstractNumId w:val="24"/>
+    <w:abstractNumId w:val="26"/>
     <w:lvlOverride w:ilvl="0">
       <w:startOverride w:val="1"/>
     </w:lvlOverride>
@@ -11403,19 +11640,19 @@
     </w:lvlOverride>
   </w:num>
   <w:num w:numId="13" w16cid:durableId="1295253846">
-    <w:abstractNumId w:val="55"/>
+    <w:abstractNumId w:val="59"/>
   </w:num>
   <w:num w:numId="14" w16cid:durableId="1737824327">
-    <w:abstractNumId w:val="53"/>
+    <w:abstractNumId w:val="57"/>
   </w:num>
   <w:num w:numId="15" w16cid:durableId="193924544">
-    <w:abstractNumId w:val="40"/>
+    <w:abstractNumId w:val="43"/>
   </w:num>
   <w:num w:numId="16" w16cid:durableId="2117943530">
     <w:abstractNumId w:val="13"/>
   </w:num>
   <w:num w:numId="17" w16cid:durableId="490872939">
-    <w:abstractNumId w:val="34"/>
+    <w:abstractNumId w:val="37"/>
   </w:num>
   <w:num w:numId="18" w16cid:durableId="1539705565">
     <w:abstractNumId w:val="3"/>
@@ -11424,43 +11661,43 @@
     <w:abstractNumId w:val="6"/>
   </w:num>
   <w:num w:numId="20" w16cid:durableId="2133591484">
-    <w:abstractNumId w:val="39"/>
+    <w:abstractNumId w:val="42"/>
   </w:num>
   <w:num w:numId="21" w16cid:durableId="1755931734">
+    <w:abstractNumId w:val="49"/>
+  </w:num>
+  <w:num w:numId="22" w16cid:durableId="870918023">
     <w:abstractNumId w:val="46"/>
   </w:num>
-  <w:num w:numId="22" w16cid:durableId="870918023">
-    <w:abstractNumId w:val="43"/>
-  </w:num>
   <w:num w:numId="23" w16cid:durableId="2020085105">
-    <w:abstractNumId w:val="56"/>
+    <w:abstractNumId w:val="60"/>
   </w:num>
   <w:num w:numId="24" w16cid:durableId="416365350">
-    <w:abstractNumId w:val="28"/>
+    <w:abstractNumId w:val="30"/>
   </w:num>
   <w:num w:numId="25" w16cid:durableId="669717176">
-    <w:abstractNumId w:val="42"/>
+    <w:abstractNumId w:val="45"/>
   </w:num>
   <w:num w:numId="26" w16cid:durableId="1266303625">
-    <w:abstractNumId w:val="29"/>
+    <w:abstractNumId w:val="32"/>
   </w:num>
   <w:num w:numId="27" w16cid:durableId="1475102072">
-    <w:abstractNumId w:val="20"/>
+    <w:abstractNumId w:val="21"/>
   </w:num>
   <w:num w:numId="28" w16cid:durableId="1146124917">
+    <w:abstractNumId w:val="44"/>
+  </w:num>
+  <w:num w:numId="29" w16cid:durableId="1954089041">
+    <w:abstractNumId w:val="62"/>
+  </w:num>
+  <w:num w:numId="30" w16cid:durableId="224801921">
+    <w:abstractNumId w:val="67"/>
+  </w:num>
+  <w:num w:numId="31" w16cid:durableId="1776053006">
     <w:abstractNumId w:val="41"/>
   </w:num>
-  <w:num w:numId="29" w16cid:durableId="1954089041">
-    <w:abstractNumId w:val="57"/>
-  </w:num>
-  <w:num w:numId="30" w16cid:durableId="224801921">
-    <w:abstractNumId w:val="62"/>
-  </w:num>
-  <w:num w:numId="31" w16cid:durableId="1776053006">
-    <w:abstractNumId w:val="38"/>
-  </w:num>
   <w:num w:numId="32" w16cid:durableId="1133058853">
-    <w:abstractNumId w:val="66"/>
+    <w:abstractNumId w:val="71"/>
   </w:num>
   <w:num w:numId="33" w16cid:durableId="1636448663">
     <w:abstractNumId w:val="7"/>
@@ -11478,37 +11715,37 @@
     <w:abstractNumId w:val="0"/>
   </w:num>
   <w:num w:numId="38" w16cid:durableId="1856308743">
-    <w:abstractNumId w:val="67"/>
+    <w:abstractNumId w:val="72"/>
   </w:num>
   <w:num w:numId="39" w16cid:durableId="133255702">
     <w:abstractNumId w:val="9"/>
   </w:num>
   <w:num w:numId="40" w16cid:durableId="1057627295">
-    <w:abstractNumId w:val="48"/>
+    <w:abstractNumId w:val="52"/>
   </w:num>
   <w:num w:numId="41" w16cid:durableId="1422676808">
-    <w:abstractNumId w:val="21"/>
+    <w:abstractNumId w:val="23"/>
   </w:num>
   <w:num w:numId="42" w16cid:durableId="513616112">
-    <w:abstractNumId w:val="51"/>
+    <w:abstractNumId w:val="55"/>
   </w:num>
   <w:num w:numId="43" w16cid:durableId="1527408862">
-    <w:abstractNumId w:val="31"/>
+    <w:abstractNumId w:val="34"/>
   </w:num>
   <w:num w:numId="44" w16cid:durableId="1031422146">
-    <w:abstractNumId w:val="35"/>
+    <w:abstractNumId w:val="38"/>
   </w:num>
   <w:num w:numId="45" w16cid:durableId="86269860">
     <w:abstractNumId w:val="14"/>
   </w:num>
   <w:num w:numId="46" w16cid:durableId="1094593007">
-    <w:abstractNumId w:val="26"/>
+    <w:abstractNumId w:val="28"/>
   </w:num>
   <w:num w:numId="47" w16cid:durableId="756172649">
-    <w:abstractNumId w:val="23"/>
+    <w:abstractNumId w:val="25"/>
   </w:num>
   <w:num w:numId="48" w16cid:durableId="1992902560">
-    <w:abstractNumId w:val="44"/>
+    <w:abstractNumId w:val="47"/>
   </w:num>
   <w:num w:numId="49" w16cid:durableId="1970168133">
     <w:abstractNumId w:val="4"/>
@@ -11523,7 +11760,7 @@
     <w:abstractNumId w:val="16"/>
   </w:num>
   <w:num w:numId="53" w16cid:durableId="1180041987">
-    <w:abstractNumId w:val="27"/>
+    <w:abstractNumId w:val="29"/>
   </w:num>
   <w:num w:numId="54" w16cid:durableId="1095251859">
     <w:abstractNumId w:val="17"/>
@@ -11538,13 +11775,13 @@
     </w:lvlOverride>
   </w:num>
   <w:num w:numId="56" w16cid:durableId="1094935886">
-    <w:abstractNumId w:val="27"/>
+    <w:abstractNumId w:val="29"/>
     <w:lvlOverride w:ilvl="0">
       <w:startOverride w:val="1"/>
     </w:lvlOverride>
   </w:num>
   <w:num w:numId="57" w16cid:durableId="358900644">
-    <w:abstractNumId w:val="50"/>
+    <w:abstractNumId w:val="54"/>
   </w:num>
   <w:num w:numId="58" w16cid:durableId="744298289">
     <w:abstractNumId w:val="5"/>
@@ -11553,43 +11790,93 @@
     <w:abstractNumId w:val="1"/>
   </w:num>
   <w:num w:numId="60" w16cid:durableId="855267421">
-    <w:abstractNumId w:val="25"/>
+    <w:abstractNumId w:val="27"/>
   </w:num>
   <w:num w:numId="61" w16cid:durableId="827090063">
-    <w:abstractNumId w:val="64"/>
+    <w:abstractNumId w:val="69"/>
   </w:num>
   <w:num w:numId="62" w16cid:durableId="198906490">
-    <w:abstractNumId w:val="63"/>
+    <w:abstractNumId w:val="68"/>
   </w:num>
   <w:num w:numId="63" w16cid:durableId="72548656">
-    <w:abstractNumId w:val="52"/>
+    <w:abstractNumId w:val="56"/>
   </w:num>
   <w:num w:numId="64" w16cid:durableId="18819939">
-    <w:abstractNumId w:val="32"/>
+    <w:abstractNumId w:val="35"/>
   </w:num>
   <w:num w:numId="65" w16cid:durableId="1658220592">
-    <w:abstractNumId w:val="33"/>
+    <w:abstractNumId w:val="36"/>
   </w:num>
   <w:num w:numId="66" w16cid:durableId="240264181">
     <w:abstractNumId w:val="12"/>
   </w:num>
   <w:num w:numId="67" w16cid:durableId="1537234060">
-    <w:abstractNumId w:val="59"/>
+    <w:abstractNumId w:val="64"/>
   </w:num>
   <w:num w:numId="68" w16cid:durableId="1758936540">
-    <w:abstractNumId w:val="30"/>
+    <w:abstractNumId w:val="33"/>
   </w:num>
   <w:num w:numId="69" w16cid:durableId="1873028174">
-    <w:abstractNumId w:val="65"/>
+    <w:abstractNumId w:val="70"/>
   </w:num>
   <w:num w:numId="70" w16cid:durableId="1418137412">
-    <w:abstractNumId w:val="37"/>
+    <w:abstractNumId w:val="40"/>
   </w:num>
   <w:num w:numId="71" w16cid:durableId="434054275">
-    <w:abstractNumId w:val="58"/>
+    <w:abstractNumId w:val="63"/>
+  </w:num>
+  <w:num w:numId="72" w16cid:durableId="1221937143">
+    <w:abstractNumId w:val="19"/>
+  </w:num>
+  <w:num w:numId="73" w16cid:durableId="14159865">
+    <w:abstractNumId w:val="61"/>
+  </w:num>
+  <w:num w:numId="74" w16cid:durableId="2032220708">
+    <w:abstractNumId w:val="22"/>
+  </w:num>
+  <w:num w:numId="75" w16cid:durableId="2057659452">
+    <w:abstractNumId w:val="50"/>
+    <w:lvlOverride w:ilvl="0">
+      <w:startOverride w:val="1"/>
+    </w:lvlOverride>
+    <w:lvlOverride w:ilvl="1">
+      <w:startOverride w:val="1"/>
+    </w:lvlOverride>
+    <w:lvlOverride w:ilvl="2">
+      <w:startOverride w:val="1"/>
+    </w:lvlOverride>
+    <w:lvlOverride w:ilvl="3">
+      <w:startOverride w:val="1"/>
+    </w:lvlOverride>
+    <w:lvlOverride w:ilvl="4">
+      <w:startOverride w:val="1"/>
+    </w:lvlOverride>
+    <w:lvlOverride w:ilvl="5">
+      <w:startOverride w:val="1"/>
+    </w:lvlOverride>
+    <w:lvlOverride w:ilvl="6">
+      <w:startOverride w:val="1"/>
+    </w:lvlOverride>
+    <w:lvlOverride w:ilvl="7">
+      <w:startOverride w:val="1"/>
+    </w:lvlOverride>
+    <w:lvlOverride w:ilvl="8">
+      <w:startOverride w:val="1"/>
+    </w:lvlOverride>
+  </w:num>
+  <w:num w:numId="76" w16cid:durableId="1560819934">
+    <w:abstractNumId w:val="31"/>
   </w:num>
   <w:numIdMacAtCleanup w:val="64"/>
 </w:numbering>
+</file>
+
+<file path=word/people.xml><?xml version="1.0" encoding="utf-8"?>
+<w15:people xmlns:wpc="http://schemas.microsoft.com/office/word/2010/wordprocessingCanvas" xmlns:cx="http://schemas.microsoft.com/office/drawing/2014/chartex" xmlns:cx1="http://schemas.microsoft.com/office/drawing/2015/9/8/chartex" xmlns:cx2="http://schemas.microsoft.com/office/drawing/2015/10/21/chartex" xmlns:cx3="http://schemas.microsoft.com/office/drawing/2016/5/9/chartex" xmlns:cx4="http://schemas.microsoft.com/office/drawing/2016/5/10/chartex" xmlns:cx5="http://schemas.microsoft.com/office/drawing/2016/5/11/chartex" xmlns:cx6="http://schemas.microsoft.com/office/drawing/2016/5/12/chartex" xmlns:cx7="http://schemas.microsoft.com/office/drawing/2016/5/13/chartex" xmlns:cx8="http://schemas.microsoft.com/office/drawing/2016/5/14/chartex" xmlns:mc="http://schemas.openxmlformats.org/markup-compatibility/2006" xmlns:aink="http://schemas.microsoft.com/office/drawing/2016/ink" xmlns:am3d="http://schemas.microsoft.com/office/drawing/2017/model3d" xmlns:o="urn:schemas-microsoft-com:office:office" xmlns:oel="http://schemas.microsoft.com/office/2019/extlst" xmlns:r="http://schemas.openxmlformats.org/officeDocument/2006/relationships" xmlns:m="http://schemas.openxmlformats.org/officeDocument/2006/math" xmlns:v="urn:schemas-microsoft-com:vml" xmlns:wp14="http://schemas.microsoft.com/office/word/2010/wordprocessingDrawing" xmlns:wp="http://schemas.openxmlformats.org/drawingml/2006/wordprocessingDrawing" xmlns:w10="urn:schemas-microsoft-com:office:word" xmlns:w="http://schemas.openxmlformats.org/wordprocessingml/2006/main" xmlns:w14="http://schemas.microsoft.com/office/word/2010/wordml" xmlns:w15="http://schemas.microsoft.com/office/word/2012/wordml" xmlns:w16cex="http://schemas.microsoft.com/office/word/2018/wordml/cex" xmlns:w16cid="http://schemas.microsoft.com/office/word/2016/wordml/cid" xmlns:w16="http://schemas.microsoft.com/office/word/2018/wordml" xmlns:w16sdtdh="http://schemas.microsoft.com/office/word/2020/wordml/sdtdatahash" xmlns:w16se="http://schemas.microsoft.com/office/word/2015/wordml/symex" xmlns:wpg="http://schemas.microsoft.com/office/word/2010/wordprocessingGroup" xmlns:wpi="http://schemas.microsoft.com/office/word/2010/wordprocessingInk" xmlns:wne="http://schemas.microsoft.com/office/word/2006/wordml" xmlns:wps="http://schemas.microsoft.com/office/word/2010/wordprocessingShape" mc:Ignorable="w14 w15 w16se w16cid w16 w16cex w16sdtdh wp14">
+  <w15:person w15:author="郁敏 許">
+    <w15:presenceInfo w15:providerId="Windows Live" w15:userId="5aa517eba68fbe1e"/>
+  </w15:person>
+</w15:people>
 </file>
 
 <file path=word/styles.xml><?xml version="1.0" encoding="utf-8"?>
@@ -11629,12 +11916,12 @@
     <w:lsdException w:name="toc 1" w:locked="1" w:uiPriority="39"/>
     <w:lsdException w:name="toc 2" w:locked="1" w:uiPriority="39"/>
     <w:lsdException w:name="toc 3" w:locked="1" w:uiPriority="39"/>
-    <w:lsdException w:name="toc 4" w:locked="1" w:uiPriority="0"/>
-    <w:lsdException w:name="toc 5" w:locked="1" w:uiPriority="0"/>
-    <w:lsdException w:name="toc 6" w:locked="1" w:uiPriority="0"/>
-    <w:lsdException w:name="toc 7" w:locked="1" w:uiPriority="0"/>
-    <w:lsdException w:name="toc 8" w:locked="1" w:uiPriority="0"/>
-    <w:lsdException w:name="toc 9" w:locked="1" w:uiPriority="0"/>
+    <w:lsdException w:name="toc 4" w:locked="1" w:uiPriority="39"/>
+    <w:lsdException w:name="toc 5" w:locked="1" w:uiPriority="39"/>
+    <w:lsdException w:name="toc 6" w:locked="1" w:uiPriority="39"/>
+    <w:lsdException w:name="toc 7" w:locked="1" w:uiPriority="39"/>
+    <w:lsdException w:name="toc 8" w:locked="1" w:uiPriority="39"/>
+    <w:lsdException w:name="toc 9" w:locked="1" w:uiPriority="39"/>
     <w:lsdException w:name="Normal Indent" w:semiHidden="1" w:unhideWhenUsed="1"/>
     <w:lsdException w:name="footnote text" w:semiHidden="1" w:unhideWhenUsed="1"/>
     <w:lsdException w:name="annotation text" w:semiHidden="1" w:uiPriority="0" w:unhideWhenUsed="1"/>
@@ -14652,13 +14939,13 @@
     <w:uiPriority w:val="39"/>
     <w:unhideWhenUsed/>
     <w:locked/>
-    <w:rsid w:val="001D5033"/>
+    <w:rsid w:val="002A0631"/>
     <w:pPr>
       <w:widowControl/>
       <w:spacing w:after="100" w:line="259" w:lineRule="auto"/>
     </w:pPr>
     <w:rPr>
-      <w:rFonts w:asciiTheme="minorHAnsi" w:eastAsiaTheme="minorEastAsia" w:hAnsiTheme="minorHAnsi"/>
+      <w:rFonts w:asciiTheme="minorHAnsi" w:eastAsia="標楷體" w:hAnsiTheme="minorHAnsi"/>
       <w:kern w:val="0"/>
       <w:sz w:val="22"/>
       <w:szCs w:val="22"/>
@@ -14683,6 +14970,114 @@
       <w:kern w:val="0"/>
       <w:sz w:val="22"/>
       <w:szCs w:val="22"/>
+    </w:rPr>
+  </w:style>
+  <w:style w:type="paragraph" w:styleId="4">
+    <w:name w:val="toc 4"/>
+    <w:basedOn w:val="a"/>
+    <w:next w:val="a"/>
+    <w:autoRedefine/>
+    <w:uiPriority w:val="39"/>
+    <w:unhideWhenUsed/>
+    <w:locked/>
+    <w:rsid w:val="00270163"/>
+    <w:pPr>
+      <w:spacing w:after="160" w:line="278" w:lineRule="auto"/>
+      <w:ind w:leftChars="600" w:left="1440"/>
+    </w:pPr>
+    <w:rPr>
+      <w:rFonts w:asciiTheme="minorHAnsi" w:eastAsiaTheme="minorEastAsia" w:hAnsiTheme="minorHAnsi" w:cstheme="minorBidi"/>
+      <w14:ligatures w14:val="standardContextual"/>
+    </w:rPr>
+  </w:style>
+  <w:style w:type="paragraph" w:styleId="5">
+    <w:name w:val="toc 5"/>
+    <w:basedOn w:val="a"/>
+    <w:next w:val="a"/>
+    <w:autoRedefine/>
+    <w:uiPriority w:val="39"/>
+    <w:unhideWhenUsed/>
+    <w:locked/>
+    <w:rsid w:val="00270163"/>
+    <w:pPr>
+      <w:spacing w:after="160" w:line="278" w:lineRule="auto"/>
+      <w:ind w:leftChars="800" w:left="1920"/>
+    </w:pPr>
+    <w:rPr>
+      <w:rFonts w:asciiTheme="minorHAnsi" w:eastAsiaTheme="minorEastAsia" w:hAnsiTheme="minorHAnsi" w:cstheme="minorBidi"/>
+      <w14:ligatures w14:val="standardContextual"/>
+    </w:rPr>
+  </w:style>
+  <w:style w:type="paragraph" w:styleId="6">
+    <w:name w:val="toc 6"/>
+    <w:basedOn w:val="a"/>
+    <w:next w:val="a"/>
+    <w:autoRedefine/>
+    <w:uiPriority w:val="39"/>
+    <w:unhideWhenUsed/>
+    <w:locked/>
+    <w:rsid w:val="00270163"/>
+    <w:pPr>
+      <w:spacing w:after="160" w:line="278" w:lineRule="auto"/>
+      <w:ind w:leftChars="1000" w:left="2400"/>
+    </w:pPr>
+    <w:rPr>
+      <w:rFonts w:asciiTheme="minorHAnsi" w:eastAsiaTheme="minorEastAsia" w:hAnsiTheme="minorHAnsi" w:cstheme="minorBidi"/>
+      <w14:ligatures w14:val="standardContextual"/>
+    </w:rPr>
+  </w:style>
+  <w:style w:type="paragraph" w:styleId="7">
+    <w:name w:val="toc 7"/>
+    <w:basedOn w:val="a"/>
+    <w:next w:val="a"/>
+    <w:autoRedefine/>
+    <w:uiPriority w:val="39"/>
+    <w:unhideWhenUsed/>
+    <w:locked/>
+    <w:rsid w:val="00270163"/>
+    <w:pPr>
+      <w:spacing w:after="160" w:line="278" w:lineRule="auto"/>
+      <w:ind w:leftChars="1200" w:left="2880"/>
+    </w:pPr>
+    <w:rPr>
+      <w:rFonts w:asciiTheme="minorHAnsi" w:eastAsiaTheme="minorEastAsia" w:hAnsiTheme="minorHAnsi" w:cstheme="minorBidi"/>
+      <w14:ligatures w14:val="standardContextual"/>
+    </w:rPr>
+  </w:style>
+  <w:style w:type="paragraph" w:styleId="8">
+    <w:name w:val="toc 8"/>
+    <w:basedOn w:val="a"/>
+    <w:next w:val="a"/>
+    <w:autoRedefine/>
+    <w:uiPriority w:val="39"/>
+    <w:unhideWhenUsed/>
+    <w:locked/>
+    <w:rsid w:val="00270163"/>
+    <w:pPr>
+      <w:spacing w:after="160" w:line="278" w:lineRule="auto"/>
+      <w:ind w:leftChars="1400" w:left="3360"/>
+    </w:pPr>
+    <w:rPr>
+      <w:rFonts w:asciiTheme="minorHAnsi" w:eastAsiaTheme="minorEastAsia" w:hAnsiTheme="minorHAnsi" w:cstheme="minorBidi"/>
+      <w14:ligatures w14:val="standardContextual"/>
+    </w:rPr>
+  </w:style>
+  <w:style w:type="paragraph" w:styleId="9">
+    <w:name w:val="toc 9"/>
+    <w:basedOn w:val="a"/>
+    <w:next w:val="a"/>
+    <w:autoRedefine/>
+    <w:uiPriority w:val="39"/>
+    <w:unhideWhenUsed/>
+    <w:locked/>
+    <w:rsid w:val="00270163"/>
+    <w:pPr>
+      <w:spacing w:after="160" w:line="278" w:lineRule="auto"/>
+      <w:ind w:leftChars="1600" w:left="3840"/>
+    </w:pPr>
+    <w:rPr>
+      <w:rFonts w:asciiTheme="minorHAnsi" w:eastAsiaTheme="minorEastAsia" w:hAnsiTheme="minorHAnsi" w:cstheme="minorBidi"/>
+      <w14:ligatures w14:val="standardContextual"/>
     </w:rPr>
   </w:style>
 </w:styles>
